--- a/Сайт ТЭК.docx
+++ b/Сайт ТЭК.docx
@@ -1,7 +1,1505 @@
 
 <file path=word/document.xml><?xml version="1.0" encoding="utf-8"?>
-<w:document xmlns:wpc="http://schemas.microsoft.com/office/word/2010/wordprocessingCanvas" xmlns:cx="http://schemas.microsoft.com/office/drawing/2014/chartex" xmlns:cx1="http://schemas.microsoft.com/office/drawing/2015/9/8/chartex" xmlns:cx2="http://schemas.microsoft.com/office/drawing/2015/10/21/chartex" xmlns:cx3="http://schemas.microsoft.com/office/drawing/2016/5/9/chartex" xmlns:cx4="http://schemas.microsoft.com/office/drawing/2016/5/10/chartex" xmlns:cx5="http://schemas.microsoft.com/office/drawing/2016/5/11/chartex" xmlns:cx6="http://schemas.microsoft.com/office/drawing/2016/5/12/chartex" xmlns:cx7="http://schemas.microsoft.com/office/drawing/2016/5/13/chartex" xmlns:cx8="http://schemas.microsoft.com/office/drawing/2016/5/14/chartex" xmlns:mc="http://schemas.openxmlformats.org/markup-compatibility/2006" xmlns:aink="http://schemas.microsoft.com/office/drawing/2016/ink" xmlns:am3d="http://schemas.microsoft.com/office/drawing/2017/model3d" xmlns:o="urn:schemas-microsoft-com:office:office" xmlns:oel="http://schemas.microsoft.com/office/2019/extlst" xmlns:r="http://schemas.openxmlformats.org/officeDocument/2006/relationships" xmlns:m="http://schemas.openxmlformats.org/officeDocument/2006/math" xmlns:v="urn:schemas-microsoft-com:vml" xmlns:wp14="http://schemas.microsoft.com/office/word/2010/wordprocessingDrawing" xmlns:wp="http://schemas.openxmlformats.org/drawingml/2006/wordprocessingDrawing" xmlns:w10="urn:schemas-microsoft-com:office:word" xmlns:w="http://schemas.openxmlformats.org/wordprocessingml/2006/main" xmlns:w14="http://schemas.microsoft.com/office/word/2010/wordml" xmlns:w15="http://schemas.microsoft.com/office/word/2012/wordml" xmlns:w16cex="http://schemas.microsoft.com/office/word/2018/wordml/cex" xmlns:w16cid="http://schemas.microsoft.com/office/word/2016/wordml/cid" xmlns:w16="http://schemas.microsoft.com/office/word/2018/wordml" xmlns:w16du="http://schemas.microsoft.com/office/word/2023/wordml/word16du" xmlns:w16sdtdh="http://schemas.microsoft.com/office/word/2020/wordml/sdtdatahash" xmlns:w16sdtfl="http://schemas.microsoft.com/office/word/2024/wordml/sdtformatlock" xmlns:w16se="http://schemas.microsoft.com/office/word/2015/wordml/symex" xmlns:wpg="http://schemas.microsoft.com/office/word/2010/wordprocessingGroup" xmlns:wpi="http://schemas.microsoft.com/office/word/2010/wordprocessingInk" xmlns:wne="http://schemas.microsoft.com/office/word/2006/wordml" xmlns:wps="http://schemas.microsoft.com/office/word/2010/wordprocessingShape" mc:Ignorable="w14 w15 w16se w16cid w16 w16cex w16sdtdh w16sdtfl w16du wp14">
+<w:document xmlns:wpc="http://schemas.microsoft.com/office/word/2010/wordprocessingCanvas" xmlns:cx="http://schemas.microsoft.com/office/drawing/2014/chartex" xmlns:cx1="http://schemas.microsoft.com/office/drawing/2015/9/8/chartex" xmlns:cx2="http://schemas.microsoft.com/office/drawing/2015/10/21/chartex" xmlns:cx3="http://schemas.microsoft.com/office/drawing/2016/5/9/chartex" xmlns:cx4="http://schemas.microsoft.com/office/drawing/2016/5/10/chartex" xmlns:cx5="http://schemas.microsoft.com/office/drawing/2016/5/11/chartex" xmlns:cx6="http://schemas.microsoft.com/office/drawing/2016/5/12/chartex" xmlns:cx7="http://schemas.microsoft.com/office/drawing/2016/5/13/chartex" xmlns:cx8="http://schemas.microsoft.com/office/drawing/2016/5/14/chartex" xmlns:mc="http://schemas.openxmlformats.org/markup-compatibility/2006" xmlns:m="http://schemas.openxmlformats.org/officeDocument/2006/math" xmlns:aink="http://schemas.microsoft.com/office/drawing/2016/ink" xmlns:am3d="http://schemas.microsoft.com/office/drawing/2017/model3d" xmlns:oel="http://schemas.microsoft.com/office/2019/extlst" xmlns:r="http://schemas.openxmlformats.org/officeDocument/2006/relationships" xmlns:wp14="http://schemas.microsoft.com/office/word/2010/wordprocessingDrawing" xmlns:wp="http://schemas.openxmlformats.org/drawingml/2006/wordprocessingDrawing" xmlns:wpg="http://schemas.microsoft.com/office/word/2010/wordprocessingGroup" xmlns:wpi="http://schemas.microsoft.com/office/word/2010/wordprocessingInk" xmlns:wps="http://schemas.microsoft.com/office/word/2010/wordprocessingShape" xmlns:o="urn:schemas-microsoft-com:office:office" xmlns:v="urn:schemas-microsoft-com:vml" xmlns:w10="urn:schemas-microsoft-com:office:word" xmlns:w="http://schemas.openxmlformats.org/wordprocessingml/2006/main" xmlns:w14="http://schemas.microsoft.com/office/word/2010/wordml" xmlns:w15="http://schemas.microsoft.com/office/word/2012/wordml" xmlns:w16cex="http://schemas.microsoft.com/office/word/2018/wordml/cex" xmlns:w16cid="http://schemas.microsoft.com/office/word/2016/wordml/cid" xmlns:w16="http://schemas.microsoft.com/office/word/2018/wordml" xmlns:w16sdtdh="http://schemas.microsoft.com/office/word/2020/wordml/sdtdatahash" xmlns:w16sdtfl="http://schemas.microsoft.com/office/word/2024/wordml/sdtformatlock" xmlns:w16se="http://schemas.microsoft.com/office/word/2015/wordml/symex" xmlns:w16du="http://schemas.microsoft.com/office/word/2023/wordml/word16du" xmlns:wne="http://schemas.microsoft.com/office/word/2006/wordml" mc:Ignorable="w14 w15 w16se w16cid w16 w16cex w16sdtdh w16sdtfl w16du wp14">
   <w:body>
+    <w:p>
+      <w:pPr>
+        <w:rPr>
+          <w:b/>
+          <w:bCs/>
+          <w:lang w:val="ru-RU"/>
+        </w:rPr>
+      </w:pPr>
+      <w:r>
+        <w:rPr>
+          <w:b/>
+          <w:bCs/>
+          <w:highlight w:val="yellow"/>
+          <w:lang w:val="en-US"/>
+        </w:rPr>
+        <w:t>UPD</w:t>
+      </w:r>
+      <w:r>
+        <w:rPr>
+          <w:b/>
+          <w:bCs/>
+          <w:highlight w:val="yellow"/>
+          <w:lang w:val="ru-RU"/>
+        </w:rPr>
+        <w:t xml:space="preserve"> </w:t>
+      </w:r>
+      <w:r>
+        <w:rPr>
+          <w:b/>
+          <w:bCs/>
+          <w:highlight w:val="yellow"/>
+          <w:lang w:val="ru-RU"/>
+        </w:rPr>
+        <w:t>12</w:t>
+      </w:r>
+      <w:r>
+        <w:rPr>
+          <w:b/>
+          <w:bCs/>
+          <w:highlight w:val="yellow"/>
+          <w:lang w:val="ru-RU"/>
+        </w:rPr>
+        <w:t>/08/26</w:t>
+      </w:r>
+    </w:p>
+    <w:p>
+      <w:pPr>
+        <w:rPr>
+          <w:b/>
+          <w:bCs/>
+          <w:lang w:val="ru-RU"/>
+        </w:rPr>
+      </w:pPr>
+      <w:r>
+        <w:rPr>
+          <w:b/>
+          <w:bCs/>
+          <w:lang w:val="ru-RU"/>
+        </w:rPr>
+        <w:t>Структура сайта:</w:t>
+      </w:r>
+    </w:p>
+    <w:p>
+      <w:pPr>
+        <w:pStyle w:val="ListParagraph"/>
+        <w:numPr>
+          <w:ilvl w:val="0"/>
+          <w:numId w:val="20"/>
+        </w:numPr>
+        <w:rPr>
+          <w:lang w:val="ru-RU"/>
+        </w:rPr>
+      </w:pPr>
+      <w:r>
+        <w:rPr>
+          <w:b/>
+          <w:bCs/>
+          <w:lang w:val="ru-RU"/>
+        </w:rPr>
+        <w:t>Лендинг</w:t>
+      </w:r>
+      <w:r>
+        <w:rPr>
+          <w:lang w:val="ru-RU"/>
+        </w:rPr>
+        <w:t xml:space="preserve"> (дизайн готов)</w:t>
+      </w:r>
+    </w:p>
+    <w:p>
+      <w:pPr>
+        <w:pStyle w:val="ListParagraph"/>
+        <w:numPr>
+          <w:ilvl w:val="0"/>
+          <w:numId w:val="20"/>
+        </w:numPr>
+        <w:rPr>
+          <w:lang w:val="ru-RU"/>
+        </w:rPr>
+      </w:pPr>
+      <w:commentRangeStart w:id="0"/>
+      <w:r>
+        <w:rPr>
+          <w:b/>
+          <w:bCs/>
+          <w:lang w:val="ru-RU"/>
+        </w:rPr>
+        <w:t>Магазин</w:t>
+      </w:r>
+      <w:commentRangeEnd w:id="0"/>
+      <w:r>
+        <w:rPr>
+          <w:rStyle w:val="CommentReference"/>
+          <w:sz w:val="24"/>
+          <w:szCs w:val="24"/>
+          <w:lang w:val="ru-RU"/>
+        </w:rPr>
+        <w:commentReference w:id="0"/>
+      </w:r>
+      <w:r>
+        <w:rPr>
+          <w:lang w:val="ru-RU"/>
+        </w:rPr>
+        <w:t>, состоящий из:</w:t>
+      </w:r>
+    </w:p>
+    <w:p>
+      <w:pPr>
+        <w:pStyle w:val="ListParagraph"/>
+        <w:numPr>
+          <w:ilvl w:val="1"/>
+          <w:numId w:val="20"/>
+        </w:numPr>
+        <w:rPr>
+          <w:lang w:val="ru-RU"/>
+        </w:rPr>
+      </w:pPr>
+      <w:r>
+        <w:rPr>
+          <w:lang w:val="ru-RU"/>
+        </w:rPr>
+        <w:t>Каталог товаров</w:t>
+      </w:r>
+      <w:r>
+        <w:rPr>
+          <w:lang w:val="ru-RU"/>
+        </w:rPr>
+        <w:t xml:space="preserve"> (дизайн готов)</w:t>
+      </w:r>
+    </w:p>
+    <w:p>
+      <w:pPr>
+        <w:pStyle w:val="ListParagraph"/>
+        <w:numPr>
+          <w:ilvl w:val="1"/>
+          <w:numId w:val="20"/>
+        </w:numPr>
+        <w:rPr>
+          <w:lang w:val="ru-RU"/>
+        </w:rPr>
+      </w:pPr>
+      <w:r>
+        <w:rPr>
+          <w:lang w:val="ru-RU"/>
+        </w:rPr>
+        <w:t>Страница товара (дизайн готов)</w:t>
+      </w:r>
+    </w:p>
+    <w:p>
+      <w:pPr>
+        <w:pStyle w:val="ListParagraph"/>
+        <w:numPr>
+          <w:ilvl w:val="1"/>
+          <w:numId w:val="20"/>
+        </w:numPr>
+        <w:rPr>
+          <w:lang w:val="ru-RU"/>
+        </w:rPr>
+      </w:pPr>
+      <w:r>
+        <w:rPr>
+          <w:lang w:val="ru-RU"/>
+        </w:rPr>
+        <w:t>Корзина (дизайн готов)</w:t>
+      </w:r>
+    </w:p>
+    <w:p>
+      <w:pPr>
+        <w:pStyle w:val="ListParagraph"/>
+        <w:numPr>
+          <w:ilvl w:val="1"/>
+          <w:numId w:val="20"/>
+        </w:numPr>
+        <w:rPr>
+          <w:lang w:val="ru-RU"/>
+        </w:rPr>
+      </w:pPr>
+      <w:r>
+        <w:rPr>
+          <w:lang w:val="ru-RU"/>
+        </w:rPr>
+        <w:t>Оформление заказа (дизайн готов)</w:t>
+      </w:r>
+    </w:p>
+    <w:p>
+      <w:pPr>
+        <w:pStyle w:val="ListParagraph"/>
+        <w:numPr>
+          <w:ilvl w:val="0"/>
+          <w:numId w:val="20"/>
+        </w:numPr>
+        <w:rPr>
+          <w:lang w:val="ru-RU"/>
+        </w:rPr>
+      </w:pPr>
+      <w:commentRangeStart w:id="1"/>
+      <w:r>
+        <w:rPr>
+          <w:b/>
+          <w:bCs/>
+          <w:lang w:val="ru-RU"/>
+        </w:rPr>
+        <w:t>Раздел О</w:t>
+      </w:r>
+      <w:r>
+        <w:rPr>
+          <w:b/>
+          <w:bCs/>
+          <w:lang w:val="ru-RU"/>
+        </w:rPr>
+        <w:t xml:space="preserve"> компании</w:t>
+      </w:r>
+      <w:commentRangeEnd w:id="1"/>
+      <w:r>
+        <w:rPr>
+          <w:rStyle w:val="CommentReference"/>
+          <w:sz w:val="24"/>
+          <w:szCs w:val="24"/>
+          <w:lang w:val="ru-RU"/>
+        </w:rPr>
+        <w:commentReference w:id="1"/>
+      </w:r>
+      <w:r>
+        <w:rPr>
+          <w:lang w:val="ru-RU"/>
+        </w:rPr>
+        <w:t>, состоящий из:</w:t>
+      </w:r>
+    </w:p>
+    <w:p>
+      <w:pPr>
+        <w:pStyle w:val="ListParagraph"/>
+        <w:numPr>
+          <w:ilvl w:val="1"/>
+          <w:numId w:val="20"/>
+        </w:numPr>
+        <w:rPr>
+          <w:lang w:val="ru-RU"/>
+        </w:rPr>
+      </w:pPr>
+      <w:r>
+        <w:rPr>
+          <w:lang w:val="ru-RU"/>
+        </w:rPr>
+        <w:t>О компании</w:t>
+      </w:r>
+      <w:r>
+        <w:rPr>
+          <w:lang w:val="ru-RU"/>
+        </w:rPr>
+        <w:t xml:space="preserve"> (дизайн в разработке)</w:t>
+      </w:r>
+    </w:p>
+    <w:p>
+      <w:pPr>
+        <w:pStyle w:val="ListParagraph"/>
+        <w:numPr>
+          <w:ilvl w:val="1"/>
+          <w:numId w:val="20"/>
+        </w:numPr>
+        <w:rPr>
+          <w:lang w:val="ru-RU"/>
+        </w:rPr>
+      </w:pPr>
+      <w:r>
+        <w:rPr>
+          <w:lang w:val="ru-RU"/>
+        </w:rPr>
+        <w:t>Новости (дизай</w:t>
+      </w:r>
+      <w:r>
+        <w:rPr>
+          <w:lang w:val="ru-RU"/>
+        </w:rPr>
+        <w:t>н на исполнителя</w:t>
+      </w:r>
+      <w:r>
+        <w:rPr>
+          <w:lang w:val="ru-RU"/>
+        </w:rPr>
+        <w:t>)</w:t>
+      </w:r>
+    </w:p>
+    <w:p>
+      <w:pPr>
+        <w:pStyle w:val="ListParagraph"/>
+        <w:numPr>
+          <w:ilvl w:val="1"/>
+          <w:numId w:val="20"/>
+        </w:numPr>
+        <w:rPr>
+          <w:b/>
+          <w:bCs/>
+          <w:lang w:val="ru-RU"/>
+        </w:rPr>
+      </w:pPr>
+      <w:r>
+        <w:rPr>
+          <w:lang w:val="ru-RU"/>
+        </w:rPr>
+        <w:t>Проекты (дизайн готов)</w:t>
+      </w:r>
+    </w:p>
+    <w:p>
+      <w:pPr>
+        <w:pStyle w:val="ListParagraph"/>
+        <w:numPr>
+          <w:ilvl w:val="2"/>
+          <w:numId w:val="20"/>
+        </w:numPr>
+        <w:rPr>
+          <w:lang w:val="ru-RU"/>
+        </w:rPr>
+      </w:pPr>
+      <w:r>
+        <w:rPr>
+          <w:lang w:val="ru-RU"/>
+        </w:rPr>
+        <w:t>Страница к каждому проекту</w:t>
+      </w:r>
+      <w:r>
+        <w:rPr>
+          <w:lang w:val="ru-RU"/>
+        </w:rPr>
+        <w:t xml:space="preserve"> (</w:t>
+      </w:r>
+      <w:r>
+        <w:rPr>
+          <w:lang w:val="ru-RU"/>
+        </w:rPr>
+        <w:t>дизайн на исполнителя</w:t>
+      </w:r>
+      <w:r>
+        <w:rPr>
+          <w:lang w:val="ru-RU"/>
+        </w:rPr>
+        <w:t>)</w:t>
+      </w:r>
+    </w:p>
+    <w:p>
+      <w:pPr>
+        <w:pStyle w:val="ListParagraph"/>
+        <w:numPr>
+          <w:ilvl w:val="1"/>
+          <w:numId w:val="20"/>
+        </w:numPr>
+        <w:rPr>
+          <w:lang w:val="ru-RU"/>
+        </w:rPr>
+      </w:pPr>
+      <w:r>
+        <w:rPr>
+          <w:lang w:val="ru-RU"/>
+        </w:rPr>
+        <w:t>Партнерские сертификаты (</w:t>
+      </w:r>
+      <w:r>
+        <w:rPr>
+          <w:lang w:val="ru-RU"/>
+        </w:rPr>
+        <w:t>дизайн на исполнителя</w:t>
+      </w:r>
+      <w:r>
+        <w:rPr>
+          <w:lang w:val="ru-RU"/>
+        </w:rPr>
+        <w:t>)</w:t>
+      </w:r>
+    </w:p>
+    <w:p>
+      <w:pPr>
+        <w:pStyle w:val="ListParagraph"/>
+        <w:numPr>
+          <w:ilvl w:val="1"/>
+          <w:numId w:val="20"/>
+        </w:numPr>
+        <w:rPr>
+          <w:lang w:val="ru-RU"/>
+        </w:rPr>
+      </w:pPr>
+      <w:r>
+        <w:rPr>
+          <w:lang w:val="ru-RU"/>
+        </w:rPr>
+        <w:t>Вакансии (</w:t>
+      </w:r>
+      <w:r>
+        <w:rPr>
+          <w:lang w:val="ru-RU"/>
+        </w:rPr>
+        <w:t>дизайн на исполнителя</w:t>
+      </w:r>
+      <w:r>
+        <w:rPr>
+          <w:lang w:val="ru-RU"/>
+        </w:rPr>
+        <w:t xml:space="preserve">) </w:t>
+      </w:r>
+    </w:p>
+    <w:p>
+      <w:pPr>
+        <w:pStyle w:val="ListParagraph"/>
+        <w:numPr>
+          <w:ilvl w:val="1"/>
+          <w:numId w:val="20"/>
+        </w:numPr>
+        <w:rPr>
+          <w:lang w:val="ru-RU"/>
+        </w:rPr>
+      </w:pPr>
+      <w:r>
+        <w:rPr>
+          <w:lang w:val="ru-RU"/>
+        </w:rPr>
+        <w:t>Контакты (</w:t>
+      </w:r>
+      <w:r>
+        <w:rPr>
+          <w:lang w:val="ru-RU"/>
+        </w:rPr>
+        <w:t>дизайн на исполнителя</w:t>
+      </w:r>
+      <w:r>
+        <w:rPr>
+          <w:lang w:val="ru-RU"/>
+        </w:rPr>
+        <w:t>)</w:t>
+      </w:r>
+    </w:p>
+    <w:p>
+      <w:pPr>
+        <w:pStyle w:val="ListParagraph"/>
+        <w:numPr>
+          <w:ilvl w:val="0"/>
+          <w:numId w:val="20"/>
+        </w:numPr>
+        <w:rPr>
+          <w:b/>
+          <w:bCs/>
+          <w:lang w:val="ru-RU"/>
+        </w:rPr>
+      </w:pPr>
+      <w:commentRangeStart w:id="2"/>
+      <w:r>
+        <w:rPr>
+          <w:b/>
+          <w:bCs/>
+          <w:lang w:val="ru-RU"/>
+        </w:rPr>
+        <w:t xml:space="preserve">Раздел </w:t>
+      </w:r>
+      <w:r>
+        <w:rPr>
+          <w:b/>
+          <w:bCs/>
+          <w:lang w:val="ru-RU"/>
+        </w:rPr>
+        <w:t>Услуги</w:t>
+      </w:r>
+      <w:commentRangeEnd w:id="2"/>
+      <w:r>
+        <w:rPr>
+          <w:rStyle w:val="CommentReference"/>
+          <w:b/>
+          <w:bCs/>
+          <w:sz w:val="24"/>
+          <w:szCs w:val="24"/>
+          <w:lang w:val="ru-RU"/>
+        </w:rPr>
+        <w:commentReference w:id="2"/>
+      </w:r>
+      <w:r>
+        <w:rPr>
+          <w:b/>
+          <w:bCs/>
+          <w:lang w:val="ru-RU"/>
+        </w:rPr>
+        <w:t xml:space="preserve">, </w:t>
+      </w:r>
+      <w:r>
+        <w:rPr>
+          <w:lang w:val="ru-RU"/>
+        </w:rPr>
+        <w:t>состоящий из</w:t>
+      </w:r>
+      <w:r>
+        <w:rPr>
+          <w:lang w:val="ru-RU"/>
+        </w:rPr>
+        <w:t xml:space="preserve"> страниц по единому шаблону</w:t>
+      </w:r>
+      <w:r>
+        <w:rPr>
+          <w:lang w:val="ru-RU"/>
+        </w:rPr>
+        <w:t>:</w:t>
+      </w:r>
+    </w:p>
+    <w:p>
+      <w:pPr>
+        <w:pStyle w:val="ListParagraph"/>
+        <w:numPr>
+          <w:ilvl w:val="1"/>
+          <w:numId w:val="20"/>
+        </w:numPr>
+        <w:rPr>
+          <w:b/>
+          <w:bCs/>
+          <w:lang w:val="ru-RU"/>
+        </w:rPr>
+      </w:pPr>
+      <w:r>
+        <w:rPr>
+          <w:lang w:val="ru-RU"/>
+        </w:rPr>
+        <w:t>Сервис центр ДГУ</w:t>
+      </w:r>
+      <w:r>
+        <w:rPr>
+          <w:lang w:val="ru-RU"/>
+        </w:rPr>
+        <w:t xml:space="preserve"> (дизайн готов)</w:t>
+      </w:r>
+    </w:p>
+    <w:p>
+      <w:pPr>
+        <w:pStyle w:val="ListParagraph"/>
+        <w:numPr>
+          <w:ilvl w:val="1"/>
+          <w:numId w:val="20"/>
+        </w:numPr>
+        <w:rPr>
+          <w:b/>
+          <w:bCs/>
+          <w:lang w:val="ru-RU"/>
+        </w:rPr>
+      </w:pPr>
+      <w:r>
+        <w:rPr>
+          <w:lang w:val="ru-RU"/>
+        </w:rPr>
+        <w:t>Солнечные электростанции под ключ</w:t>
+      </w:r>
+      <w:r>
+        <w:rPr>
+          <w:lang w:val="ru-RU"/>
+        </w:rPr>
+        <w:t xml:space="preserve"> (дизайн готов)</w:t>
+      </w:r>
+    </w:p>
+    <w:p>
+      <w:pPr>
+        <w:pStyle w:val="ListParagraph"/>
+        <w:numPr>
+          <w:ilvl w:val="1"/>
+          <w:numId w:val="20"/>
+        </w:numPr>
+        <w:rPr>
+          <w:b/>
+          <w:bCs/>
+          <w:lang w:val="ru-RU"/>
+        </w:rPr>
+      </w:pPr>
+      <w:r>
+        <w:rPr>
+          <w:lang w:val="ru-RU"/>
+        </w:rPr>
+        <w:t>Поддержка в проектировании</w:t>
+      </w:r>
+      <w:r>
+        <w:rPr>
+          <w:lang w:val="ru-RU"/>
+        </w:rPr>
+        <w:t xml:space="preserve"> (дизайн готов)</w:t>
+      </w:r>
+    </w:p>
+    <w:p>
+      <w:pPr>
+        <w:pStyle w:val="ListParagraph"/>
+        <w:numPr>
+          <w:ilvl w:val="0"/>
+          <w:numId w:val="20"/>
+        </w:numPr>
+        <w:rPr>
+          <w:b/>
+          <w:bCs/>
+          <w:lang w:val="ru-RU"/>
+        </w:rPr>
+      </w:pPr>
+      <w:r>
+        <w:rPr>
+          <w:b/>
+          <w:bCs/>
+          <w:lang w:val="ru-RU"/>
+        </w:rPr>
+        <w:t>Раздел Конфигураторы</w:t>
+      </w:r>
+      <w:r>
+        <w:rPr>
+          <w:b/>
+          <w:bCs/>
+          <w:lang w:val="ru-RU"/>
+        </w:rPr>
+        <w:t xml:space="preserve">, </w:t>
+      </w:r>
+      <w:r>
+        <w:rPr>
+          <w:lang w:val="ru-RU"/>
+        </w:rPr>
+        <w:t>состоящий из:</w:t>
+      </w:r>
+    </w:p>
+    <w:p>
+      <w:pPr>
+        <w:pStyle w:val="ListParagraph"/>
+        <w:numPr>
+          <w:ilvl w:val="1"/>
+          <w:numId w:val="20"/>
+        </w:numPr>
+        <w:rPr>
+          <w:lang w:val="ru-RU"/>
+        </w:rPr>
+      </w:pPr>
+      <w:r>
+        <w:rPr>
+          <w:lang w:val="ru-RU"/>
+        </w:rPr>
+        <w:t>Отдельных конфигураторов</w:t>
+      </w:r>
+      <w:r>
+        <w:rPr>
+          <w:lang w:val="ru-RU"/>
+        </w:rPr>
+        <w:t xml:space="preserve"> (скинем ссылки, нужно сделать копипаст) </w:t>
+      </w:r>
+    </w:p>
+    <w:p>
+      <w:pPr>
+        <w:pStyle w:val="ListParagraph"/>
+        <w:numPr>
+          <w:ilvl w:val="0"/>
+          <w:numId w:val="20"/>
+        </w:numPr>
+        <w:rPr>
+          <w:b/>
+          <w:bCs/>
+          <w:lang w:val="ru-RU"/>
+        </w:rPr>
+      </w:pPr>
+      <w:commentRangeStart w:id="3"/>
+      <w:r>
+        <w:rPr>
+          <w:b/>
+          <w:bCs/>
+          <w:lang w:val="ru-RU"/>
+        </w:rPr>
+        <w:t xml:space="preserve">Раздел </w:t>
+      </w:r>
+      <w:r>
+        <w:rPr>
+          <w:b/>
+          <w:bCs/>
+          <w:lang w:val="ru-RU"/>
+        </w:rPr>
+        <w:t>П</w:t>
+      </w:r>
+      <w:r>
+        <w:rPr>
+          <w:b/>
+          <w:bCs/>
+          <w:lang w:val="ru-RU"/>
+        </w:rPr>
+        <w:t>окупателям</w:t>
+      </w:r>
+      <w:commentRangeEnd w:id="3"/>
+      <w:r>
+        <w:rPr>
+          <w:rStyle w:val="CommentReference"/>
+          <w:sz w:val="24"/>
+          <w:szCs w:val="24"/>
+          <w:lang w:val="ru-RU"/>
+        </w:rPr>
+        <w:commentReference w:id="3"/>
+      </w:r>
+      <w:r>
+        <w:rPr>
+          <w:lang w:val="ru-RU"/>
+        </w:rPr>
+        <w:t>, состоящий из:</w:t>
+      </w:r>
+    </w:p>
+    <w:p>
+      <w:pPr>
+        <w:pStyle w:val="ListParagraph"/>
+        <w:numPr>
+          <w:ilvl w:val="1"/>
+          <w:numId w:val="20"/>
+        </w:numPr>
+        <w:rPr>
+          <w:b/>
+          <w:bCs/>
+          <w:lang w:val="ru-RU"/>
+        </w:rPr>
+      </w:pPr>
+      <w:r>
+        <w:rPr>
+          <w:lang w:val="ru-RU"/>
+        </w:rPr>
+        <w:t>Как купить</w:t>
+      </w:r>
+      <w:r>
+        <w:rPr>
+          <w:lang w:val="ru-RU"/>
+        </w:rPr>
+        <w:t xml:space="preserve"> (дизайн в разработке)</w:t>
+      </w:r>
+    </w:p>
+    <w:p>
+      <w:pPr>
+        <w:pStyle w:val="ListParagraph"/>
+        <w:numPr>
+          <w:ilvl w:val="1"/>
+          <w:numId w:val="20"/>
+        </w:numPr>
+        <w:rPr>
+          <w:b/>
+          <w:bCs/>
+          <w:lang w:val="ru-RU"/>
+        </w:rPr>
+      </w:pPr>
+      <w:r>
+        <w:rPr>
+          <w:lang w:val="ru-RU"/>
+        </w:rPr>
+        <w:t>Доставка</w:t>
+      </w:r>
+      <w:r>
+        <w:rPr>
+          <w:lang w:val="ru-RU"/>
+        </w:rPr>
+        <w:t xml:space="preserve"> (дизайн в разработке)</w:t>
+      </w:r>
+    </w:p>
+    <w:p>
+      <w:pPr>
+        <w:pStyle w:val="ListParagraph"/>
+        <w:numPr>
+          <w:ilvl w:val="1"/>
+          <w:numId w:val="20"/>
+        </w:numPr>
+        <w:rPr>
+          <w:b/>
+          <w:bCs/>
+          <w:lang w:val="ru-RU"/>
+        </w:rPr>
+      </w:pPr>
+      <w:r>
+        <w:rPr>
+          <w:lang w:val="ru-RU"/>
+        </w:rPr>
+        <w:t>Гарантия</w:t>
+      </w:r>
+      <w:r>
+        <w:rPr>
+          <w:lang w:val="ru-RU"/>
+        </w:rPr>
+        <w:t xml:space="preserve"> (дизайн в разработке)</w:t>
+      </w:r>
+    </w:p>
+    <w:p>
+      <w:pPr>
+        <w:pStyle w:val="ListParagraph"/>
+        <w:numPr>
+          <w:ilvl w:val="0"/>
+          <w:numId w:val="20"/>
+        </w:numPr>
+        <w:rPr>
+          <w:lang w:val="ru-RU"/>
+        </w:rPr>
+      </w:pPr>
+      <w:r>
+        <w:rPr>
+          <w:b/>
+          <w:bCs/>
+          <w:lang w:val="ru-RU"/>
+        </w:rPr>
+        <w:t xml:space="preserve">Профиль, </w:t>
+      </w:r>
+      <w:r>
+        <w:rPr>
+          <w:lang w:val="ru-RU"/>
+        </w:rPr>
+        <w:t>состоящий из:</w:t>
+      </w:r>
+    </w:p>
+    <w:p>
+      <w:pPr>
+        <w:pStyle w:val="ListParagraph"/>
+        <w:numPr>
+          <w:ilvl w:val="1"/>
+          <w:numId w:val="20"/>
+        </w:numPr>
+        <w:rPr>
+          <w:lang w:val="ru-RU"/>
+        </w:rPr>
+      </w:pPr>
+      <w:r>
+        <w:rPr>
+          <w:lang w:val="ru-RU"/>
+        </w:rPr>
+        <w:t>Избранное</w:t>
+      </w:r>
+      <w:r>
+        <w:rPr>
+          <w:lang w:val="ru-RU"/>
+        </w:rPr>
+        <w:t xml:space="preserve"> </w:t>
+      </w:r>
+    </w:p>
+    <w:p>
+      <w:pPr>
+        <w:pStyle w:val="ListParagraph"/>
+        <w:numPr>
+          <w:ilvl w:val="1"/>
+          <w:numId w:val="20"/>
+        </w:numPr>
+        <w:rPr>
+          <w:lang w:val="ru-RU"/>
+        </w:rPr>
+      </w:pPr>
+      <w:r>
+        <w:rPr>
+          <w:lang w:val="ru-RU"/>
+        </w:rPr>
+        <w:t>Заказы</w:t>
+      </w:r>
+    </w:p>
+    <w:p>
+      <w:pPr>
+        <w:pStyle w:val="ListParagraph"/>
+        <w:numPr>
+          <w:ilvl w:val="1"/>
+          <w:numId w:val="20"/>
+        </w:numPr>
+        <w:rPr>
+          <w:lang w:val="ru-RU"/>
+        </w:rPr>
+      </w:pPr>
+      <w:r>
+        <w:rPr>
+          <w:lang w:val="ru-RU"/>
+        </w:rPr>
+        <w:t>Сопутствующие страницы</w:t>
+      </w:r>
+    </w:p>
+    <w:p>
+      <w:pPr>
+        <w:rPr>
+          <w:b/>
+          <w:bCs/>
+          <w:lang w:val="ru-RU"/>
+        </w:rPr>
+      </w:pPr>
+      <w:r>
+        <w:rPr>
+          <w:b/>
+          <w:bCs/>
+          <w:lang w:val="ru-RU"/>
+        </w:rPr>
+        <w:t>Прочее:</w:t>
+      </w:r>
+    </w:p>
+    <w:p>
+      <w:pPr>
+        <w:pStyle w:val="ListParagraph"/>
+        <w:numPr>
+          <w:ilvl w:val="0"/>
+          <w:numId w:val="19"/>
+        </w:numPr>
+        <w:rPr>
+          <w:b/>
+          <w:bCs/>
+          <w:lang w:val="ru-RU"/>
+        </w:rPr>
+      </w:pPr>
+      <w:r>
+        <w:rPr>
+          <w:lang w:val="ru-RU"/>
+        </w:rPr>
+        <w:t>Оптический кернинг.</w:t>
+      </w:r>
+    </w:p>
+    <w:p>
+      <w:pPr>
+        <w:rPr>
+          <w:b/>
+          <w:bCs/>
+          <w:lang w:val="ru-RU"/>
+        </w:rPr>
+      </w:pPr>
+      <w:r>
+        <w:rPr>
+          <w:b/>
+          <w:bCs/>
+          <w:lang w:val="ru-RU"/>
+        </w:rPr>
+        <w:t>Переключающиеся цвета</w:t>
+      </w:r>
+      <w:r>
+        <w:rPr>
+          <w:b/>
+          <w:bCs/>
+          <w:lang w:val="ru-RU"/>
+        </w:rPr>
+        <w:t>:</w:t>
+      </w:r>
+    </w:p>
+    <w:p>
+      <w:pPr>
+        <w:pStyle w:val="ListParagraph"/>
+        <w:numPr>
+          <w:ilvl w:val="0"/>
+          <w:numId w:val="18"/>
+        </w:numPr>
+        <w:rPr>
+          <w:lang w:val="ru-RU"/>
+        </w:rPr>
+      </w:pPr>
+      <w:r>
+        <w:rPr>
+          <w:lang w:val="ru-RU"/>
+        </w:rPr>
+        <w:t xml:space="preserve">Кнопки с желтой заливкой - </w:t>
+      </w:r>
+      <w:r>
+        <w:rPr>
+          <w:lang w:val="ru-RU"/>
+        </w:rPr>
+        <w:t>FFCC33</w:t>
+      </w:r>
+      <w:r>
+        <w:rPr>
+          <w:lang w:val="ru-RU"/>
+        </w:rPr>
+        <w:t xml:space="preserve">. </w:t>
+      </w:r>
+      <w:r>
+        <w:rPr>
+          <w:b/>
+          <w:bCs/>
+          <w:lang w:val="ru-RU"/>
+        </w:rPr>
+        <w:t>При наведении FED75B</w:t>
+      </w:r>
+    </w:p>
+    <w:p>
+      <w:pPr>
+        <w:pStyle w:val="ListParagraph"/>
+        <w:numPr>
+          <w:ilvl w:val="0"/>
+          <w:numId w:val="18"/>
+        </w:numPr>
+        <w:rPr>
+          <w:lang w:val="ru-RU"/>
+        </w:rPr>
+      </w:pPr>
+      <w:r>
+        <w:rPr>
+          <w:lang w:val="ru-RU"/>
+        </w:rPr>
+        <w:t xml:space="preserve">Кнопки с серой заливкой - </w:t>
+      </w:r>
+      <w:r>
+        <w:rPr>
+          <w:lang w:val="ru-RU"/>
+        </w:rPr>
+        <w:t>EEF0F2</w:t>
+      </w:r>
+      <w:r>
+        <w:rPr>
+          <w:lang w:val="ru-RU"/>
+        </w:rPr>
+        <w:t xml:space="preserve">. </w:t>
+      </w:r>
+      <w:r>
+        <w:rPr>
+          <w:b/>
+          <w:bCs/>
+          <w:lang w:val="ru-RU"/>
+        </w:rPr>
+        <w:t>При наведении D9DDE3</w:t>
+      </w:r>
+    </w:p>
+    <w:p>
+      <w:pPr>
+        <w:pStyle w:val="ListParagraph"/>
+        <w:numPr>
+          <w:ilvl w:val="0"/>
+          <w:numId w:val="18"/>
+        </w:numPr>
+        <w:rPr>
+          <w:lang w:val="ru-RU"/>
+        </w:rPr>
+      </w:pPr>
+      <w:r>
+        <w:rPr>
+          <w:lang w:val="ru-RU"/>
+        </w:rPr>
+        <w:lastRenderedPageBreak/>
+        <w:t xml:space="preserve">Кнопки с серой обводкой - </w:t>
+      </w:r>
+      <w:r>
+        <w:rPr>
+          <w:lang w:val="ru-RU"/>
+        </w:rPr>
+        <w:t>B3BAC7</w:t>
+      </w:r>
+      <w:r>
+        <w:rPr>
+          <w:lang w:val="ru-RU"/>
+        </w:rPr>
+        <w:t xml:space="preserve">. </w:t>
+      </w:r>
+      <w:r>
+        <w:rPr>
+          <w:b/>
+          <w:bCs/>
+          <w:lang w:val="ru-RU"/>
+        </w:rPr>
+        <w:t>При наведении 4F5A6D</w:t>
+      </w:r>
+    </w:p>
+    <w:p>
+      <w:pPr>
+        <w:pStyle w:val="ListParagraph"/>
+        <w:numPr>
+          <w:ilvl w:val="0"/>
+          <w:numId w:val="18"/>
+        </w:numPr>
+        <w:rPr>
+          <w:lang w:val="ru-RU"/>
+        </w:rPr>
+      </w:pPr>
+      <w:commentRangeStart w:id="4"/>
+      <w:r>
+        <w:rPr>
+          <w:lang w:val="ru-RU"/>
+        </w:rPr>
+        <w:t>Кликабельный текст</w:t>
+      </w:r>
+      <w:r>
+        <w:rPr>
+          <w:lang w:val="ru-RU"/>
+        </w:rPr>
+        <w:t xml:space="preserve"> любого цвета</w:t>
+      </w:r>
+      <w:r>
+        <w:rPr>
+          <w:lang w:val="ru-RU"/>
+        </w:rPr>
+        <w:t xml:space="preserve"> без кнопки – </w:t>
+      </w:r>
+      <w:r>
+        <w:rPr>
+          <w:b/>
+          <w:bCs/>
+          <w:lang w:val="ru-RU"/>
+        </w:rPr>
+        <w:t>при наведении 000000</w:t>
+      </w:r>
+      <w:commentRangeEnd w:id="4"/>
+      <w:r>
+        <w:rPr>
+          <w:rStyle w:val="CommentReference"/>
+          <w:sz w:val="24"/>
+          <w:szCs w:val="24"/>
+          <w:lang w:val="ru-RU"/>
+        </w:rPr>
+        <w:commentReference w:id="4"/>
+      </w:r>
+    </w:p>
+    <w:p>
+      <w:pPr>
+        <w:rPr>
+          <w:b/>
+          <w:bCs/>
+          <w:lang w:val="ru-RU"/>
+        </w:rPr>
+      </w:pPr>
+      <w:r>
+        <w:rPr>
+          <w:b/>
+          <w:bCs/>
+          <w:lang w:val="ru-RU"/>
+        </w:rPr>
+        <w:t>Что копируем с Петровича</w:t>
+      </w:r>
+      <w:r>
+        <w:rPr>
+          <w:b/>
+          <w:bCs/>
+          <w:lang w:val="ru-RU"/>
+        </w:rPr>
+        <w:t>:</w:t>
+      </w:r>
+    </w:p>
+    <w:p>
+      <w:pPr>
+        <w:pStyle w:val="ListParagraph"/>
+        <w:numPr>
+          <w:ilvl w:val="0"/>
+          <w:numId w:val="18"/>
+        </w:numPr>
+        <w:rPr>
+          <w:lang w:val="ru-RU"/>
+        </w:rPr>
+      </w:pPr>
+      <w:r>
+        <w:rPr>
+          <w:b/>
+          <w:bCs/>
+          <w:lang w:val="ru-RU"/>
+        </w:rPr>
+        <w:t>Поисковик</w:t>
+      </w:r>
+      <w:r>
+        <w:rPr>
+          <w:lang w:val="ru-RU"/>
+        </w:rPr>
+        <w:t xml:space="preserve">. Будет искать только товары. Подсказок не будет. </w:t>
+      </w:r>
+      <w:r>
+        <w:rPr>
+          <w:lang w:val="ru-RU"/>
+        </w:rPr>
+        <w:t>Два</w:t>
+      </w:r>
+      <w:r>
+        <w:rPr>
+          <w:lang w:val="ru-RU"/>
+        </w:rPr>
+        <w:t xml:space="preserve"> столбца (товары и категории) будут объединены в один: </w:t>
+      </w:r>
+      <w:r>
+        <w:rPr>
+          <w:lang w:val="ru-RU"/>
+        </w:rPr>
+        <w:t xml:space="preserve">сначала </w:t>
+      </w:r>
+      <w:r>
+        <w:rPr>
+          <w:lang w:val="ru-RU"/>
+        </w:rPr>
+        <w:t xml:space="preserve">выводится 5 товаров, сразу ниже </w:t>
+      </w:r>
+      <w:r>
+        <w:rPr>
+          <w:lang w:val="ru-RU"/>
+        </w:rPr>
+        <w:t xml:space="preserve">- </w:t>
+      </w:r>
+      <w:r>
+        <w:rPr>
+          <w:lang w:val="ru-RU"/>
+        </w:rPr>
+        <w:t>выводятся категории</w:t>
+      </w:r>
+      <w:r>
+        <w:rPr>
+          <w:lang w:val="ru-RU"/>
+        </w:rPr>
+        <w:t>.</w:t>
+      </w:r>
+      <w:r>
+        <w:rPr>
+          <w:lang w:val="ru-RU"/>
+        </w:rPr>
+        <w:t xml:space="preserve"> ПОИСКОВИК ТОВАРОВ В КОРЗИНЕ АНАЛОГИЧНО (см. Петрович).</w:t>
+      </w:r>
+    </w:p>
+    <w:p>
+      <w:pPr>
+        <w:pStyle w:val="ListParagraph"/>
+        <w:rPr>
+          <w:lang w:val="ru-RU"/>
+        </w:rPr>
+      </w:pPr>
+      <w:r>
+        <w:rPr>
+          <w:noProof/>
+          <w:lang w:val="ru-RU"/>
+        </w:rPr>
+        <w:drawing>
+          <wp:inline distT="0" distB="0" distL="0" distR="0" wp14:anchorId="22F63181" wp14:editId="79A1D907">
+            <wp:extent cx="3396981" cy="3009014"/>
+            <wp:effectExtent l="0" t="0" r="0" b="1270"/>
+            <wp:docPr id="1415189243" name="Picture 1"/>
+            <wp:cNvGraphicFramePr>
+              <a:graphicFrameLocks xmlns:a="http://schemas.openxmlformats.org/drawingml/2006/main" noChangeAspect="1"/>
+            </wp:cNvGraphicFramePr>
+            <a:graphic xmlns:a="http://schemas.openxmlformats.org/drawingml/2006/main">
+              <a:graphicData uri="http://schemas.openxmlformats.org/drawingml/2006/picture">
+                <pic:pic xmlns:pic="http://schemas.openxmlformats.org/drawingml/2006/picture">
+                  <pic:nvPicPr>
+                    <pic:cNvPr id="1415189243" name="Picture 1415189243"/>
+                    <pic:cNvPicPr/>
+                  </pic:nvPicPr>
+                  <pic:blipFill>
+                    <a:blip r:embed="rId9" cstate="print">
+                      <a:extLst>
+                        <a:ext uri="{28A0092B-C50C-407E-A947-70E740481C1C}">
+                          <a14:useLocalDpi xmlns:a14="http://schemas.microsoft.com/office/drawing/2010/main" val="0"/>
+                        </a:ext>
+                      </a:extLst>
+                    </a:blip>
+                    <a:stretch>
+                      <a:fillRect/>
+                    </a:stretch>
+                  </pic:blipFill>
+                  <pic:spPr>
+                    <a:xfrm>
+                      <a:off x="0" y="0"/>
+                      <a:ext cx="3418262" cy="3027864"/>
+                    </a:xfrm>
+                    <a:prstGeom prst="rect">
+                      <a:avLst/>
+                    </a:prstGeom>
+                  </pic:spPr>
+                </pic:pic>
+              </a:graphicData>
+            </a:graphic>
+          </wp:inline>
+        </w:drawing>
+      </w:r>
+    </w:p>
+    <w:p>
+      <w:pPr>
+        <w:pStyle w:val="ListParagraph"/>
+        <w:numPr>
+          <w:ilvl w:val="0"/>
+          <w:numId w:val="18"/>
+        </w:numPr>
+        <w:rPr>
+          <w:lang w:val="ru-RU"/>
+        </w:rPr>
+      </w:pPr>
+      <w:r>
+        <w:rPr>
+          <w:b/>
+          <w:bCs/>
+          <w:lang w:val="ru-RU"/>
+        </w:rPr>
+        <w:t>Страница каталога товаров и фильтров</w:t>
+      </w:r>
+      <w:r>
+        <w:rPr>
+          <w:lang w:val="ru-RU"/>
+        </w:rPr>
+        <w:t>. Не будет блоков рекламы и «Популярные в категории». Вместо фиолетовых прямоугольников использовать прямоугольники с</w:t>
+      </w:r>
+      <w:r>
+        <w:rPr>
+          <w:lang w:val="ru-RU"/>
+        </w:rPr>
+        <w:t xml:space="preserve">о страницы </w:t>
+      </w:r>
+      <w:r>
+        <w:rPr>
+          <w:lang w:val="ru-RU"/>
+        </w:rPr>
+        <w:t xml:space="preserve">товара фигмы (распродажа, хит продаж, новинка). Если иконки имеются в архиве, использовать их. Если нет, то использовать любые. </w:t>
+      </w:r>
+      <w:r>
+        <w:rPr>
+          <w:lang w:val="ru-RU"/>
+        </w:rPr>
+        <w:t>Карты товаров в режиме отображения плиткой должны иметь обводку (в Петрович без обводки).</w:t>
+      </w:r>
+    </w:p>
+    <w:p>
+      <w:pPr>
+        <w:pStyle w:val="ListParagraph"/>
+        <w:rPr>
+          <w:lang w:val="ru-RU"/>
+        </w:rPr>
+      </w:pPr>
+      <w:r>
+        <w:rPr>
+          <w:noProof/>
+          <w:lang w:val="ru-RU"/>
+        </w:rPr>
+        <w:lastRenderedPageBreak/>
+        <w:drawing>
+          <wp:inline distT="0" distB="0" distL="0" distR="0" wp14:anchorId="6D2EFAE8" wp14:editId="15ABC499">
+            <wp:extent cx="5943600" cy="3186430"/>
+            <wp:effectExtent l="0" t="0" r="0" b="1270"/>
+            <wp:docPr id="1640182715" name="Picture 2"/>
+            <wp:cNvGraphicFramePr>
+              <a:graphicFrameLocks xmlns:a="http://schemas.openxmlformats.org/drawingml/2006/main" noChangeAspect="1"/>
+            </wp:cNvGraphicFramePr>
+            <a:graphic xmlns:a="http://schemas.openxmlformats.org/drawingml/2006/main">
+              <a:graphicData uri="http://schemas.openxmlformats.org/drawingml/2006/picture">
+                <pic:pic xmlns:pic="http://schemas.openxmlformats.org/drawingml/2006/picture">
+                  <pic:nvPicPr>
+                    <pic:cNvPr id="1640182715" name="Picture 1640182715"/>
+                    <pic:cNvPicPr/>
+                  </pic:nvPicPr>
+                  <pic:blipFill>
+                    <a:blip r:embed="rId10" cstate="print">
+                      <a:extLst>
+                        <a:ext uri="{28A0092B-C50C-407E-A947-70E740481C1C}">
+                          <a14:useLocalDpi xmlns:a14="http://schemas.microsoft.com/office/drawing/2010/main" val="0"/>
+                        </a:ext>
+                      </a:extLst>
+                    </a:blip>
+                    <a:stretch>
+                      <a:fillRect/>
+                    </a:stretch>
+                  </pic:blipFill>
+                  <pic:spPr>
+                    <a:xfrm>
+                      <a:off x="0" y="0"/>
+                      <a:ext cx="5943600" cy="3186430"/>
+                    </a:xfrm>
+                    <a:prstGeom prst="rect">
+                      <a:avLst/>
+                    </a:prstGeom>
+                  </pic:spPr>
+                </pic:pic>
+              </a:graphicData>
+            </a:graphic>
+          </wp:inline>
+        </w:drawing>
+      </w:r>
+    </w:p>
+    <w:p>
+      <w:pPr>
+        <w:pStyle w:val="ListParagraph"/>
+        <w:numPr>
+          <w:ilvl w:val="0"/>
+          <w:numId w:val="18"/>
+        </w:numPr>
+        <w:rPr>
+          <w:lang w:val="ru-RU"/>
+        </w:rPr>
+      </w:pPr>
+      <w:r>
+        <w:rPr>
+          <w:b/>
+          <w:bCs/>
+          <w:lang w:val="ru-RU"/>
+        </w:rPr>
+        <w:t xml:space="preserve">Страница со </w:t>
+      </w:r>
+      <w:r>
+        <w:rPr>
+          <w:b/>
+          <w:bCs/>
+          <w:lang w:val="ru-RU"/>
+        </w:rPr>
+        <w:t>сметами</w:t>
+      </w:r>
+      <w:r>
+        <w:rPr>
+          <w:b/>
+          <w:bCs/>
+          <w:lang w:val="ru-RU"/>
+        </w:rPr>
+        <w:t xml:space="preserve"> и избранным.</w:t>
+      </w:r>
+    </w:p>
+    <w:p>
+      <w:pPr>
+        <w:pStyle w:val="ListParagraph"/>
+        <w:numPr>
+          <w:ilvl w:val="0"/>
+          <w:numId w:val="18"/>
+        </w:numPr>
+        <w:rPr>
+          <w:lang w:val="ru-RU"/>
+        </w:rPr>
+      </w:pPr>
+      <w:r>
+        <w:rPr>
+          <w:b/>
+          <w:bCs/>
+          <w:lang w:val="ru-RU"/>
+        </w:rPr>
+        <w:t>Личный кабинет (</w:t>
+      </w:r>
+      <w:r>
+        <w:rPr>
+          <w:b/>
+          <w:bCs/>
+          <w:lang w:val="ru-RU"/>
+        </w:rPr>
+        <w:t>обсудить в процессе разработки</w:t>
+      </w:r>
+      <w:r>
+        <w:rPr>
+          <w:b/>
+          <w:bCs/>
+          <w:lang w:val="ru-RU"/>
+        </w:rPr>
+        <w:t>)</w:t>
+      </w:r>
+    </w:p>
+    <w:p>
+      <w:pPr>
+        <w:rPr>
+          <w:lang w:val="ru-RU"/>
+        </w:rPr>
+      </w:pPr>
+      <w:r>
+        <w:rPr>
+          <w:noProof/>
+          <w:lang w:val="ru-RU"/>
+        </w:rPr>
+        <mc:AlternateContent>
+          <mc:Choice Requires="wpi">
+            <w:drawing>
+              <wp:anchor distT="0" distB="0" distL="114300" distR="114300" simplePos="0" relativeHeight="251659264" behindDoc="0" locked="0" layoutInCell="1" allowOverlap="1" wp14:anchorId="3B7FB3BE" wp14:editId="56353919">
+                <wp:simplePos x="0" y="0"/>
+                <wp:positionH relativeFrom="column">
+                  <wp:posOffset>-58434</wp:posOffset>
+                </wp:positionH>
+                <wp:positionV relativeFrom="paragraph">
+                  <wp:posOffset>-111171</wp:posOffset>
+                </wp:positionV>
+                <wp:extent cx="6557040" cy="403560"/>
+                <wp:effectExtent l="38100" t="38100" r="0" b="41275"/>
+                <wp:wrapNone/>
+                <wp:docPr id="761894779" name="Ink 8"/>
+                <wp:cNvGraphicFramePr/>
+                <a:graphic xmlns:a="http://schemas.openxmlformats.org/drawingml/2006/main">
+                  <a:graphicData uri="http://schemas.microsoft.com/office/word/2010/wordprocessingInk">
+                    <w14:contentPart bwMode="auto" r:id="rId11">
+                      <w14:nvContentPartPr>
+                        <w14:cNvContentPartPr/>
+                      </w14:nvContentPartPr>
+                      <w14:xfrm>
+                        <a:off x="0" y="0"/>
+                        <a:ext cx="6557040" cy="403560"/>
+                      </w14:xfrm>
+                    </w14:contentPart>
+                  </a:graphicData>
+                </a:graphic>
+              </wp:anchor>
+            </w:drawing>
+          </mc:Choice>
+          <mc:Fallback>
+            <w:pict>
+              <v:shapetype w14:anchorId="20A205FF" id="_x0000_t75" coordsize="21600,21600" o:spt="75" o:preferrelative="t" path="m@4@5l@4@11@9@11@9@5xe" filled="f" stroked="f">
+                <v:stroke joinstyle="miter"/>
+                <v:formulas>
+                  <v:f eqn="if lineDrawn pixelLineWidth 0"/>
+                  <v:f eqn="sum @0 1 0"/>
+                  <v:f eqn="sum 0 0 @1"/>
+                  <v:f eqn="prod @2 1 2"/>
+                  <v:f eqn="prod @3 21600 pixelWidth"/>
+                  <v:f eqn="prod @3 21600 pixelHeight"/>
+                  <v:f eqn="sum @0 0 1"/>
+                  <v:f eqn="prod @6 1 2"/>
+                  <v:f eqn="prod @7 21600 pixelWidth"/>
+                  <v:f eqn="sum @8 21600 0"/>
+                  <v:f eqn="prod @7 21600 pixelHeight"/>
+                  <v:f eqn="sum @10 21600 0"/>
+                </v:formulas>
+                <v:path o:extrusionok="f" gradientshapeok="t" o:connecttype="rect"/>
+                <o:lock v:ext="edit" aspectratio="t"/>
+              </v:shapetype>
+              <v:shape id="Ink 8" o:spid="_x0000_s1026" type="#_x0000_t75" style="position:absolute;margin-left:-5.1pt;margin-top:-9.25pt;width:517.25pt;height:32.8pt;z-index:251659264;visibility:visible;mso-wrap-style:square;mso-wrap-distance-left:9pt;mso-wrap-distance-top:0;mso-wrap-distance-right:9pt;mso-wrap-distance-bottom:0;mso-position-horizontal:absolute;mso-position-horizontal-relative:text;mso-position-vertical:absolute;mso-position-vertical-relative:text" o:gfxdata="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">
+                <v:imagedata r:id="rId12" o:title=""/>
+              </v:shape>
+            </w:pict>
+          </mc:Fallback>
+        </mc:AlternateContent>
+      </w:r>
+    </w:p>
     <w:p>
       <w:pPr>
         <w:rPr>
@@ -55,13 +1553,7 @@
         <w:rPr>
           <w:lang w:val="ru-RU"/>
         </w:rPr>
-        <w:t>создать о</w:t>
-      </w:r>
-      <w:r>
-        <w:rPr>
-          <w:lang w:val="ru-RU"/>
-        </w:rPr>
-        <w:t>птимизированный, UX-дружелюбный</w:t>
+        <w:t>создать оптимизированный, UX-дружелюбный</w:t>
       </w:r>
       <w:r>
         <w:rPr>
@@ -351,20 +1843,14 @@
           <w:lang w:val="ru-RU"/>
         </w:rPr>
       </w:pPr>
-      <w:commentRangeStart w:id="0"/>
-      <w:r>
-        <w:rPr>
-          <w:lang w:val="ru-RU"/>
-        </w:rPr>
-        <w:t>Автоматизация заказов за счет личного кабинета с бухгалтерской финансовой и материальной отчетностью</w:t>
-      </w:r>
-      <w:r>
-        <w:rPr>
-          <w:lang w:val="ru-RU"/>
-        </w:rPr>
-        <w:t>.</w:t>
-      </w:r>
-      <w:commentRangeEnd w:id="0"/>
+      <w:commentRangeStart w:id="5"/>
+      <w:r>
+        <w:rPr>
+          <w:lang w:val="ru-RU"/>
+        </w:rPr>
+        <w:t>Автоматизация заказов за счет личного кабинета с бухгалтерской финансовой и материальной отчетностью.</w:t>
+      </w:r>
+      <w:commentRangeEnd w:id="5"/>
       <w:r>
         <w:rPr>
           <w:rStyle w:val="CommentReference"/>
@@ -372,7 +1858,7 @@
           <w:szCs w:val="24"/>
           <w:lang w:val="ru-RU"/>
         </w:rPr>
-        <w:commentReference w:id="0"/>
+        <w:commentReference w:id="5"/>
       </w:r>
     </w:p>
     <w:p>
@@ -425,6 +1911,7 @@
           <w:bCs/>
           <w:lang w:val="ru-RU"/>
         </w:rPr>
+        <w:lastRenderedPageBreak/>
         <w:t>Ценообразование</w:t>
       </w:r>
       <w:r>
@@ -632,13 +2119,7 @@
         <w:rPr>
           <w:lang w:val="ru-RU"/>
         </w:rPr>
-        <w:t xml:space="preserve">Остаток товара </w:t>
-      </w:r>
-      <w:r>
-        <w:rPr>
-          <w:lang w:val="ru-RU"/>
-        </w:rPr>
-        <w:t>(суммарно и по каждому магазину)</w:t>
+        <w:t>Остаток товара (суммарно и по каждому магазину)</w:t>
       </w:r>
     </w:p>
     <w:p>
@@ -746,7 +2227,6 @@
         <w:rPr>
           <w:lang w:val="ru-RU"/>
         </w:rPr>
-        <w:lastRenderedPageBreak/>
         <w:t>Вопросы и отзывы</w:t>
       </w:r>
     </w:p>
@@ -910,7 +2390,7 @@
           <w:lang w:val="ru-RU"/>
         </w:rPr>
       </w:pPr>
-      <w:commentRangeStart w:id="1"/>
+      <w:commentRangeStart w:id="6"/>
       <w:r>
         <w:rPr>
           <w:lang w:val="ru-RU"/>
@@ -935,7 +2415,7 @@
         </w:rPr>
         <w:t>B</w:t>
       </w:r>
-      <w:commentRangeEnd w:id="1"/>
+      <w:commentRangeEnd w:id="6"/>
       <w:r>
         <w:rPr>
           <w:rStyle w:val="CommentReference"/>
@@ -943,7 +2423,7 @@
           <w:szCs w:val="24"/>
           <w:lang w:val="ru-RU"/>
         </w:rPr>
-        <w:commentReference w:id="1"/>
+        <w:commentReference w:id="6"/>
       </w:r>
     </w:p>
     <w:p>
@@ -975,14 +2455,14 @@
           <w:lang w:val="ru-RU"/>
         </w:rPr>
       </w:pPr>
-      <w:commentRangeStart w:id="2"/>
+      <w:commentRangeStart w:id="7"/>
       <w:r>
         <w:rPr>
           <w:lang w:val="ru-RU"/>
         </w:rPr>
         <w:t>Отправка размещенного заказа в СРМ</w:t>
       </w:r>
-      <w:commentRangeEnd w:id="2"/>
+      <w:commentRangeEnd w:id="7"/>
       <w:r>
         <w:rPr>
           <w:rStyle w:val="CommentReference"/>
@@ -990,7 +2470,7 @@
           <w:szCs w:val="24"/>
           <w:lang w:val="ru-RU"/>
         </w:rPr>
-        <w:commentReference w:id="2"/>
+        <w:commentReference w:id="7"/>
       </w:r>
     </w:p>
     <w:p>
@@ -1026,6 +2506,7 @@
         <w:rPr>
           <w:lang w:val="ru-RU"/>
         </w:rPr>
+        <w:lastRenderedPageBreak/>
         <w:t>При заказе клиентом не авторизованным или у которого нет ответственного менеджера, заказ должен отправляться лид менеджеру</w:t>
       </w:r>
     </w:p>
@@ -1155,14 +2636,14 @@
         </w:rPr>
         <w:t xml:space="preserve"> редактировать. </w:t>
       </w:r>
-      <w:commentRangeStart w:id="3"/>
+      <w:commentRangeStart w:id="8"/>
       <w:r>
         <w:rPr>
           <w:lang w:val="ru-RU"/>
         </w:rPr>
         <w:t>В СРМ должно поступать обновление заказа</w:t>
       </w:r>
-      <w:commentRangeEnd w:id="3"/>
+      <w:commentRangeEnd w:id="8"/>
       <w:r>
         <w:rPr>
           <w:rStyle w:val="CommentReference"/>
@@ -1170,7 +2651,7 @@
           <w:szCs w:val="24"/>
           <w:lang w:val="ru-RU"/>
         </w:rPr>
-        <w:commentReference w:id="3"/>
+        <w:commentReference w:id="8"/>
       </w:r>
     </w:p>
     <w:p>
@@ -1184,20 +2665,14 @@
           <w:lang w:val="ru-RU"/>
         </w:rPr>
       </w:pPr>
-      <w:commentRangeStart w:id="4"/>
-      <w:r>
-        <w:rPr>
-          <w:lang w:val="ru-RU"/>
-        </w:rPr>
-        <w:t>Бонусная карта</w:t>
-      </w:r>
-      <w:r>
-        <w:rPr>
-          <w:lang w:val="ru-RU"/>
-        </w:rPr>
-        <w:t xml:space="preserve"> с бонусным счетом и детализацией сумм бонусов по каждому заказу за выбранный период. Сделать подобие акта сверки</w:t>
-      </w:r>
-      <w:commentRangeEnd w:id="4"/>
+      <w:commentRangeStart w:id="9"/>
+      <w:r>
+        <w:rPr>
+          <w:lang w:val="ru-RU"/>
+        </w:rPr>
+        <w:t>Бонусная карта с бонусным счетом и детализацией сумм бонусов по каждому заказу за выбранный период. Сделать подобие акта сверки</w:t>
+      </w:r>
+      <w:commentRangeEnd w:id="9"/>
       <w:r>
         <w:rPr>
           <w:rStyle w:val="CommentReference"/>
@@ -1205,7 +2680,7 @@
           <w:szCs w:val="24"/>
           <w:lang w:val="ru-RU"/>
         </w:rPr>
-        <w:commentReference w:id="4"/>
+        <w:commentReference w:id="9"/>
       </w:r>
     </w:p>
     <w:p>
@@ -1282,7 +2757,6 @@
           <w:bCs/>
           <w:lang w:val="ru-RU"/>
         </w:rPr>
-        <w:lastRenderedPageBreak/>
         <w:t>Структ</w:t>
       </w:r>
       <w:r>
@@ -1299,7 +2773,7 @@
         </w:rPr>
         <w:t xml:space="preserve">идентична существующему </w:t>
       </w:r>
-      <w:hyperlink r:id="rId9" w:history="1">
+      <w:hyperlink r:id="rId13" w:history="1">
         <w:r>
           <w:rPr>
             <w:rStyle w:val="Hyperlink"/>
@@ -1348,14 +2822,14 @@
         </w:rPr>
         <w:t xml:space="preserve">Будут незначительные косметические изменения и добавятся </w:t>
       </w:r>
-      <w:commentRangeStart w:id="5"/>
+      <w:commentRangeStart w:id="10"/>
       <w:r>
         <w:rPr>
           <w:lang w:val="ru-RU"/>
         </w:rPr>
         <w:t>конфигураторы</w:t>
       </w:r>
-      <w:commentRangeEnd w:id="5"/>
+      <w:commentRangeEnd w:id="10"/>
       <w:r>
         <w:rPr>
           <w:rStyle w:val="CommentReference"/>
@@ -1363,7 +2837,7 @@
           <w:szCs w:val="24"/>
           <w:lang w:val="ru-RU"/>
         </w:rPr>
-        <w:commentReference w:id="5"/>
+        <w:commentReference w:id="10"/>
       </w:r>
       <w:r>
         <w:rPr>
@@ -1383,8 +2857,8 @@
 </file>
 
 <file path=word/comments.xml><?xml version="1.0" encoding="utf-8"?>
-<w:comments xmlns:wpc="http://schemas.microsoft.com/office/word/2010/wordprocessingCanvas" xmlns:cx="http://schemas.microsoft.com/office/drawing/2014/chartex" xmlns:cx1="http://schemas.microsoft.com/office/drawing/2015/9/8/chartex" xmlns:cx2="http://schemas.microsoft.com/office/drawing/2015/10/21/chartex" xmlns:cx3="http://schemas.microsoft.com/office/drawing/2016/5/9/chartex" xmlns:cx4="http://schemas.microsoft.com/office/drawing/2016/5/10/chartex" xmlns:cx5="http://schemas.microsoft.com/office/drawing/2016/5/11/chartex" xmlns:cx6="http://schemas.microsoft.com/office/drawing/2016/5/12/chartex" xmlns:cx7="http://schemas.microsoft.com/office/drawing/2016/5/13/chartex" xmlns:cx8="http://schemas.microsoft.com/office/drawing/2016/5/14/chartex" xmlns:mc="http://schemas.openxmlformats.org/markup-compatibility/2006" xmlns:aink="http://schemas.microsoft.com/office/drawing/2016/ink" xmlns:am3d="http://schemas.microsoft.com/office/drawing/2017/model3d" xmlns:o="urn:schemas-microsoft-com:office:office" xmlns:oel="http://schemas.microsoft.com/office/2019/extlst" xmlns:r="http://schemas.openxmlformats.org/officeDocument/2006/relationships" xmlns:m="http://schemas.openxmlformats.org/officeDocument/2006/math" xmlns:v="urn:schemas-microsoft-com:vml" xmlns:wp14="http://schemas.microsoft.com/office/word/2010/wordprocessingDrawing" xmlns:wp="http://schemas.openxmlformats.org/drawingml/2006/wordprocessingDrawing" xmlns:w10="urn:schemas-microsoft-com:office:word" xmlns:w="http://schemas.openxmlformats.org/wordprocessingml/2006/main" xmlns:w14="http://schemas.microsoft.com/office/word/2010/wordml" xmlns:w15="http://schemas.microsoft.com/office/word/2012/wordml" xmlns:w16cex="http://schemas.microsoft.com/office/word/2018/wordml/cex" xmlns:w16cid="http://schemas.microsoft.com/office/word/2016/wordml/cid" xmlns:w16="http://schemas.microsoft.com/office/word/2018/wordml" xmlns:w16du="http://schemas.microsoft.com/office/word/2023/wordml/word16du" xmlns:w16sdtdh="http://schemas.microsoft.com/office/word/2020/wordml/sdtdatahash" xmlns:w16sdtfl="http://schemas.microsoft.com/office/word/2024/wordml/sdtformatlock" xmlns:w16se="http://schemas.microsoft.com/office/word/2015/wordml/symex" xmlns:wpg="http://schemas.microsoft.com/office/word/2010/wordprocessingGroup" xmlns:wpi="http://schemas.microsoft.com/office/word/2010/wordprocessingInk" xmlns:wne="http://schemas.microsoft.com/office/word/2006/wordml" xmlns:wps="http://schemas.microsoft.com/office/word/2010/wordprocessingShape" mc:Ignorable="w14 w15 w16se w16cid w16 w16cex w16sdtdh w16sdtfl w16du wp14">
-  <w:comment w:id="0" w:author="Ravil Khusnutdinov" w:date="2026-09-08T22:52:00Z" w:initials="RK">
+<w:comments xmlns:wpc="http://schemas.microsoft.com/office/word/2010/wordprocessingCanvas" xmlns:cx="http://schemas.microsoft.com/office/drawing/2014/chartex" xmlns:cx1="http://schemas.microsoft.com/office/drawing/2015/9/8/chartex" xmlns:cx2="http://schemas.microsoft.com/office/drawing/2015/10/21/chartex" xmlns:cx3="http://schemas.microsoft.com/office/drawing/2016/5/9/chartex" xmlns:cx4="http://schemas.microsoft.com/office/drawing/2016/5/10/chartex" xmlns:cx5="http://schemas.microsoft.com/office/drawing/2016/5/11/chartex" xmlns:cx6="http://schemas.microsoft.com/office/drawing/2016/5/12/chartex" xmlns:cx7="http://schemas.microsoft.com/office/drawing/2016/5/13/chartex" xmlns:cx8="http://schemas.microsoft.com/office/drawing/2016/5/14/chartex" xmlns:mc="http://schemas.openxmlformats.org/markup-compatibility/2006" xmlns:m="http://schemas.openxmlformats.org/officeDocument/2006/math" xmlns:aink="http://schemas.microsoft.com/office/drawing/2016/ink" xmlns:am3d="http://schemas.microsoft.com/office/drawing/2017/model3d" xmlns:oel="http://schemas.microsoft.com/office/2019/extlst" xmlns:r="http://schemas.openxmlformats.org/officeDocument/2006/relationships" xmlns:wp14="http://schemas.microsoft.com/office/word/2010/wordprocessingDrawing" xmlns:wp="http://schemas.openxmlformats.org/drawingml/2006/wordprocessingDrawing" xmlns:wpg="http://schemas.microsoft.com/office/word/2010/wordprocessingGroup" xmlns:wpi="http://schemas.microsoft.com/office/word/2010/wordprocessingInk" xmlns:wps="http://schemas.microsoft.com/office/word/2010/wordprocessingShape" xmlns:o="urn:schemas-microsoft-com:office:office" xmlns:v="urn:schemas-microsoft-com:vml" xmlns:w10="urn:schemas-microsoft-com:office:word" xmlns:w="http://schemas.openxmlformats.org/wordprocessingml/2006/main" xmlns:w14="http://schemas.microsoft.com/office/word/2010/wordml" xmlns:w15="http://schemas.microsoft.com/office/word/2012/wordml" xmlns:w16cex="http://schemas.microsoft.com/office/word/2018/wordml/cex" xmlns:w16cid="http://schemas.microsoft.com/office/word/2016/wordml/cid" xmlns:w16="http://schemas.microsoft.com/office/word/2018/wordml" xmlns:w16sdtdh="http://schemas.microsoft.com/office/word/2020/wordml/sdtdatahash" xmlns:w16sdtfl="http://schemas.microsoft.com/office/word/2024/wordml/sdtformatlock" xmlns:w16se="http://schemas.microsoft.com/office/word/2015/wordml/symex" xmlns:w16du="http://schemas.microsoft.com/office/word/2023/wordml/word16du" xmlns:wne="http://schemas.microsoft.com/office/word/2006/wordml" mc:Ignorable="w14 w15 w16se w16cid w16 w16cex w16sdtdh w16sdtfl w16du wp14">
+  <w:comment w:id="0" w:author="Равиль Хуснутдинов" w:date="2026-09-27T22:35:00Z" w:initials="РХ">
     <w:p>
       <w:r>
         <w:rPr>
@@ -1397,11 +2871,11 @@
           <w:sz w:val="20"/>
           <w:szCs w:val="20"/>
         </w:rPr>
-        <w:t>Пока только в формате просмотрщика и взаимодействия с заказами (отменить и отредактировать не выданный заказ) без ЭДО</w:t>
+        <w:t>Корневой страницы Магазин не существует</w:t>
       </w:r>
     </w:p>
   </w:comment>
-  <w:comment w:id="1" w:author="Ravil Khusnutdinov" w:date="2026-09-09T00:19:00Z" w:initials="RK">
+  <w:comment w:id="1" w:author="Равиль Хуснутдинов" w:date="2026-09-27T22:33:00Z" w:initials="РХ">
     <w:p>
       <w:r>
         <w:rPr>
@@ -1414,11 +2888,11 @@
           <w:sz w:val="20"/>
           <w:szCs w:val="20"/>
         </w:rPr>
-        <w:t>Оставить кнопку. Пока нет представления как будет реализовано и неизвестно будет ли деление аккаунтов на B2B и B2C</w:t>
+        <w:t>Корневой страницы О компании не существует. Дочерние страницы должны отображаться в блоке слева и переключаться не открывая сайт с нуля. Исключение - страница проекты должна открываться отдельной страницей</w:t>
       </w:r>
     </w:p>
   </w:comment>
-  <w:comment w:id="2" w:author="Ravil Khusnutdinov" w:date="2026-09-08T22:30:00Z" w:initials="RK">
+  <w:comment w:id="2" w:author="Равиль Хуснутдинов" w:date="2026-09-27T22:34:00Z" w:initials="РХ">
     <w:p>
       <w:r>
         <w:rPr>
@@ -1431,11 +2905,11 @@
           <w:sz w:val="20"/>
           <w:szCs w:val="20"/>
         </w:rPr>
-        <w:t>Узнать логику размещения заказов и уровень автоматизации сайта Петрович</w:t>
+        <w:t>Корневой страницы Услуги не существует. Дочерние страницы не связаны друг с другом</w:t>
       </w:r>
     </w:p>
   </w:comment>
-  <w:comment w:id="3" w:author="Ravil Khusnutdinov" w:date="2026-09-08T23:28:00Z" w:initials="RK">
+  <w:comment w:id="3" w:author="Равиль Хуснутдинов" w:date="2026-09-27T22:36:00Z" w:initials="РХ">
     <w:p>
       <w:r>
         <w:rPr>
@@ -1448,11 +2922,11 @@
           <w:sz w:val="20"/>
           <w:szCs w:val="20"/>
         </w:rPr>
-        <w:t>В СРМ и бухгалтерии есть заказ на отгрузку и накладная. Заказ на отгрузку это список отгружаемых товаров который отправляется менеджером на склад. Накладная формируется по факту отпуска товара. Обновление заказа должно поступать в заказ на отгрузку. Заказ на отгрузку должен меняться после одобрения менеджером. Уточнить как система реализована у других.</w:t>
+        <w:t>Корневой страницы Покупателям не существует. Дочерние страницы должны отображаться в блоке слева и переключаться не открывая сайт с нуля</w:t>
       </w:r>
     </w:p>
   </w:comment>
-  <w:comment w:id="4" w:author="Ravil Khusnutdinov" w:date="2026-09-09T00:01:00Z" w:initials="RK">
+  <w:comment w:id="4" w:author="Ravil Khusnutdinov" w:date="2026-09-09T16:10:00Z" w:initials="RK">
     <w:p>
       <w:r>
         <w:rPr>
@@ -1465,11 +2939,114 @@
           <w:sz w:val="20"/>
           <w:szCs w:val="20"/>
         </w:rPr>
+        <w:t>Текст делится на</w:t>
+      </w:r>
+    </w:p>
+    <w:p>
+      <w:r>
+        <w:rPr>
+          <w:sz w:val="20"/>
+          <w:szCs w:val="20"/>
+        </w:rPr>
+        <w:t>1. кликабельный и не кликабельный</w:t>
+      </w:r>
+    </w:p>
+    <w:p>
+      <w:r>
+        <w:rPr>
+          <w:sz w:val="20"/>
+          <w:szCs w:val="20"/>
+        </w:rPr>
+        <w:t>2. на белом фоне (без кнопок) и на сером фоне (внутри кнопки)</w:t>
+      </w:r>
+    </w:p>
+  </w:comment>
+  <w:comment w:id="5" w:author="Ravil Khusnutdinov" w:date="2026-09-08T22:52:00Z" w:initials="RK">
+    <w:p>
+      <w:r>
+        <w:rPr>
+          <w:rStyle w:val="CommentReference"/>
+        </w:rPr>
+        <w:annotationRef/>
+      </w:r>
+      <w:r>
+        <w:rPr>
+          <w:sz w:val="20"/>
+          <w:szCs w:val="20"/>
+        </w:rPr>
+        <w:t>Пока только в формате просмотрщика и взаимодействия с заказами (отменить и отредактировать не выданный заказ) без ЭДО</w:t>
+      </w:r>
+    </w:p>
+  </w:comment>
+  <w:comment w:id="6" w:author="Ravil Khusnutdinov" w:date="2026-09-09T00:19:00Z" w:initials="RK">
+    <w:p>
+      <w:r>
+        <w:rPr>
+          <w:rStyle w:val="CommentReference"/>
+        </w:rPr>
+        <w:annotationRef/>
+      </w:r>
+      <w:r>
+        <w:rPr>
+          <w:sz w:val="20"/>
+          <w:szCs w:val="20"/>
+        </w:rPr>
+        <w:t>Оставить кнопку. Пока нет представления как будет реализовано и неизвестно будет ли деление аккаунтов на B2B и B2C</w:t>
+      </w:r>
+    </w:p>
+  </w:comment>
+  <w:comment w:id="7" w:author="Ravil Khusnutdinov" w:date="2026-09-08T22:30:00Z" w:initials="RK">
+    <w:p>
+      <w:r>
+        <w:rPr>
+          <w:rStyle w:val="CommentReference"/>
+        </w:rPr>
+        <w:annotationRef/>
+      </w:r>
+      <w:r>
+        <w:rPr>
+          <w:sz w:val="20"/>
+          <w:szCs w:val="20"/>
+        </w:rPr>
+        <w:t>Узнать логику размещения заказов и уровень автоматизации сайта Петрович</w:t>
+      </w:r>
+    </w:p>
+  </w:comment>
+  <w:comment w:id="8" w:author="Ravil Khusnutdinov" w:date="2026-09-08T23:28:00Z" w:initials="RK">
+    <w:p>
+      <w:r>
+        <w:rPr>
+          <w:rStyle w:val="CommentReference"/>
+        </w:rPr>
+        <w:annotationRef/>
+      </w:r>
+      <w:r>
+        <w:rPr>
+          <w:sz w:val="20"/>
+          <w:szCs w:val="20"/>
+        </w:rPr>
+        <w:t>В СРМ и бухгалтерии есть заказ на отгрузку и накладная. Заказ на отгрузку это список отгружаемых товаров который отправляется менеджером на склад. Накладная формируется по факту отпуска товара. Обновление заказа должно поступать в заказ на отгрузку. Заказ на отгрузку должен меняться после одобрения менеджером. Уточнить как система реализована у других.</w:t>
+      </w:r>
+    </w:p>
+  </w:comment>
+  <w:comment w:id="9" w:author="Ravil Khusnutdinov" w:date="2026-09-09T00:01:00Z" w:initials="RK">
+    <w:p>
+      <w:r>
+        <w:rPr>
+          <w:rStyle w:val="CommentReference"/>
+        </w:rPr>
+        <w:annotationRef/>
+      </w:r>
+      <w:r>
+        <w:rPr>
+          <w:sz w:val="20"/>
+          <w:szCs w:val="20"/>
+        </w:rPr>
         <w:t>Пока не реализовано в 1С</w:t>
       </w:r>
     </w:p>
   </w:comment>
-  <w:comment w:id="5" w:author="Ravil Khusnutdinov" w:date="2026-09-09T00:31:00Z" w:initials="RK">
+  <w:comment w:id="10" w:author="Ravil Khusnutdinov" w:date="2026-09-09T00:31:00Z" w:initials="RK">
     <w:p>
       <w:r>
         <w:rPr>
@@ -1490,7 +3067,12 @@
 </file>
 
 <file path=word/commentsExtended.xml><?xml version="1.0" encoding="utf-8"?>
-<w15:commentsEx xmlns:wpc="http://schemas.microsoft.com/office/word/2010/wordprocessingCanvas" xmlns:cx="http://schemas.microsoft.com/office/drawing/2014/chartex" xmlns:cx1="http://schemas.microsoft.com/office/drawing/2015/9/8/chartex" xmlns:cx2="http://schemas.microsoft.com/office/drawing/2015/10/21/chartex" xmlns:cx3="http://schemas.microsoft.com/office/drawing/2016/5/9/chartex" xmlns:cx4="http://schemas.microsoft.com/office/drawing/2016/5/10/chartex" xmlns:cx5="http://schemas.microsoft.com/office/drawing/2016/5/11/chartex" xmlns:cx6="http://schemas.microsoft.com/office/drawing/2016/5/12/chartex" xmlns:cx7="http://schemas.microsoft.com/office/drawing/2016/5/13/chartex" xmlns:cx8="http://schemas.microsoft.com/office/drawing/2016/5/14/chartex" xmlns:mc="http://schemas.openxmlformats.org/markup-compatibility/2006" xmlns:aink="http://schemas.microsoft.com/office/drawing/2016/ink" xmlns:am3d="http://schemas.microsoft.com/office/drawing/2017/model3d" xmlns:o="urn:schemas-microsoft-com:office:office" xmlns:oel="http://schemas.microsoft.com/office/2019/extlst" xmlns:r="http://schemas.openxmlformats.org/officeDocument/2006/relationships" xmlns:m="http://schemas.openxmlformats.org/officeDocument/2006/math" xmlns:v="urn:schemas-microsoft-com:vml" xmlns:wp14="http://schemas.microsoft.com/office/word/2010/wordprocessingDrawing" xmlns:wp="http://schemas.openxmlformats.org/drawingml/2006/wordprocessingDrawing" xmlns:w10="urn:schemas-microsoft-com:office:word" xmlns:w="http://schemas.openxmlformats.org/wordprocessingml/2006/main" xmlns:w14="http://schemas.microsoft.com/office/word/2010/wordml" xmlns:w15="http://schemas.microsoft.com/office/word/2012/wordml" xmlns:w16cex="http://schemas.microsoft.com/office/word/2018/wordml/cex" xmlns:w16cid="http://schemas.microsoft.com/office/word/2016/wordml/cid" xmlns:w16="http://schemas.microsoft.com/office/word/2018/wordml" xmlns:w16du="http://schemas.microsoft.com/office/word/2023/wordml/word16du" xmlns:w16sdtdh="http://schemas.microsoft.com/office/word/2020/wordml/sdtdatahash" xmlns:w16sdtfl="http://schemas.microsoft.com/office/word/2024/wordml/sdtformatlock" xmlns:w16se="http://schemas.microsoft.com/office/word/2015/wordml/symex" xmlns:wpg="http://schemas.microsoft.com/office/word/2010/wordprocessingGroup" xmlns:wpi="http://schemas.microsoft.com/office/word/2010/wordprocessingInk" xmlns:wne="http://schemas.microsoft.com/office/word/2006/wordml" xmlns:wps="http://schemas.microsoft.com/office/word/2010/wordprocessingShape" mc:Ignorable="w14 w15 w16se w16cid w16 w16cex w16sdtdh w16sdtfl w16du wp14">
+<w15:commentsEx xmlns:wpc="http://schemas.microsoft.com/office/word/2010/wordprocessingCanvas" xmlns:cx="http://schemas.microsoft.com/office/drawing/2014/chartex" xmlns:cx1="http://schemas.microsoft.com/office/drawing/2015/9/8/chartex" xmlns:cx2="http://schemas.microsoft.com/office/drawing/2015/10/21/chartex" xmlns:cx3="http://schemas.microsoft.com/office/drawing/2016/5/9/chartex" xmlns:cx4="http://schemas.microsoft.com/office/drawing/2016/5/10/chartex" xmlns:cx5="http://schemas.microsoft.com/office/drawing/2016/5/11/chartex" xmlns:cx6="http://schemas.microsoft.com/office/drawing/2016/5/12/chartex" xmlns:cx7="http://schemas.microsoft.com/office/drawing/2016/5/13/chartex" xmlns:cx8="http://schemas.microsoft.com/office/drawing/2016/5/14/chartex" xmlns:mc="http://schemas.openxmlformats.org/markup-compatibility/2006" xmlns:m="http://schemas.openxmlformats.org/officeDocument/2006/math" xmlns:aink="http://schemas.microsoft.com/office/drawing/2016/ink" xmlns:am3d="http://schemas.microsoft.com/office/drawing/2017/model3d" xmlns:oel="http://schemas.microsoft.com/office/2019/extlst" xmlns:r="http://schemas.openxmlformats.org/officeDocument/2006/relationships" xmlns:wp14="http://schemas.microsoft.com/office/word/2010/wordprocessingDrawing" xmlns:wp="http://schemas.openxmlformats.org/drawingml/2006/wordprocessingDrawing" xmlns:wpg="http://schemas.microsoft.com/office/word/2010/wordprocessingGroup" xmlns:wpi="http://schemas.microsoft.com/office/word/2010/wordprocessingInk" xmlns:wps="http://schemas.microsoft.com/office/word/2010/wordprocessingShape" xmlns:o="urn:schemas-microsoft-com:office:office" xmlns:v="urn:schemas-microsoft-com:vml" xmlns:w10="urn:schemas-microsoft-com:office:word" xmlns:w="http://schemas.openxmlformats.org/wordprocessingml/2006/main" xmlns:w14="http://schemas.microsoft.com/office/word/2010/wordml" xmlns:w15="http://schemas.microsoft.com/office/word/2012/wordml" xmlns:w16cex="http://schemas.microsoft.com/office/word/2018/wordml/cex" xmlns:w16cid="http://schemas.microsoft.com/office/word/2016/wordml/cid" xmlns:w16="http://schemas.microsoft.com/office/word/2018/wordml" xmlns:w16sdtdh="http://schemas.microsoft.com/office/word/2020/wordml/sdtdatahash" xmlns:w16sdtfl="http://schemas.microsoft.com/office/word/2024/wordml/sdtformatlock" xmlns:w16se="http://schemas.microsoft.com/office/word/2015/wordml/symex" xmlns:w16du="http://schemas.microsoft.com/office/word/2023/wordml/word16du" xmlns:wne="http://schemas.microsoft.com/office/word/2006/wordml" mc:Ignorable="w14 w15 w16se w16cid w16 w16cex w16sdtdh w16sdtfl w16du wp14">
+  <w15:commentEx w15:paraId="00F9383D" w15:done="0"/>
+  <w15:commentEx w15:paraId="0F9D8993" w15:done="0"/>
+  <w15:commentEx w15:paraId="6524A461" w15:done="0"/>
+  <w15:commentEx w15:paraId="7459C7AC" w15:done="0"/>
+  <w15:commentEx w15:paraId="344E3EA0" w15:done="0"/>
   <w15:commentEx w15:paraId="540C3B14" w15:done="0"/>
   <w15:commentEx w15:paraId="5F7AF599" w15:done="0"/>
   <w15:commentEx w15:paraId="79D05510" w15:done="0"/>
@@ -1501,7 +3083,12 @@
 </file>
 
 <file path=word/commentsExtensible.xml><?xml version="1.0" encoding="utf-8"?>
-<w16cex:commentsExtensible xmlns:wpc="http://schemas.microsoft.com/office/word/2010/wordprocessingCanvas" xmlns:cx="http://schemas.microsoft.com/office/drawing/2014/chartex" xmlns:cx1="http://schemas.microsoft.com/office/drawing/2015/9/8/chartex" xmlns:cx2="http://schemas.microsoft.com/office/drawing/2015/10/21/chartex" xmlns:cx3="http://schemas.microsoft.com/office/drawing/2016/5/9/chartex" xmlns:cx4="http://schemas.microsoft.com/office/drawing/2016/5/10/chartex" xmlns:cx5="http://schemas.microsoft.com/office/drawing/2016/5/11/chartex" xmlns:cx6="http://schemas.microsoft.com/office/drawing/2016/5/12/chartex" xmlns:cx7="http://schemas.microsoft.com/office/drawing/2016/5/13/chartex" xmlns:cx8="http://schemas.microsoft.com/office/drawing/2016/5/14/chartex" xmlns:cr="http://schemas.microsoft.com/office/comments/2020/reactions" xmlns:mc="http://schemas.openxmlformats.org/markup-compatibility/2006" xmlns:aink="http://schemas.microsoft.com/office/drawing/2016/ink" xmlns:am3d="http://schemas.microsoft.com/office/drawing/2017/model3d" xmlns:o="urn:schemas-microsoft-com:office:office" xmlns:oel="http://schemas.microsoft.com/office/2019/extlst" xmlns:r="http://schemas.openxmlformats.org/officeDocument/2006/relationships" xmlns:m="http://schemas.openxmlformats.org/officeDocument/2006/math" xmlns:v="urn:schemas-microsoft-com:vml" xmlns:wp14="http://schemas.microsoft.com/office/word/2010/wordprocessingDrawing" xmlns:wp="http://schemas.openxmlformats.org/drawingml/2006/wordprocessingDrawing" xmlns:w10="urn:schemas-microsoft-com:office:word" xmlns:w="http://schemas.openxmlformats.org/wordprocessingml/2006/main" xmlns:w14="http://schemas.microsoft.com/office/word/2010/wordml" xmlns:w15="http://schemas.microsoft.com/office/word/2012/wordml" xmlns:w16cex="http://schemas.microsoft.com/office/word/2018/wordml/cex" xmlns:w16cid="http://schemas.microsoft.com/office/word/2016/wordml/cid" xmlns:w16="http://schemas.microsoft.com/office/word/2018/wordml" xmlns:w16du="http://schemas.microsoft.com/office/word/2023/wordml/word16du" xmlns:w16sdtdh="http://schemas.microsoft.com/office/word/2020/wordml/sdtdatahash" xmlns:w16sdtfl="http://schemas.microsoft.com/office/word/2024/wordml/sdtformatlock" xmlns:w16se="http://schemas.microsoft.com/office/word/2015/wordml/symex" xmlns:wpg="http://schemas.microsoft.com/office/word/2010/wordprocessingGroup" xmlns:wpi="http://schemas.microsoft.com/office/word/2010/wordprocessingInk" xmlns:wne="http://schemas.microsoft.com/office/word/2006/wordml" xmlns:wps="http://schemas.microsoft.com/office/word/2010/wordprocessingShape" mc:Ignorable="w14 w15 w16se w16cid w16 w16cex w16sdtdh w16sdtfl cr w16du wp14">
+<w16cex:commentsExtensible xmlns:wpc="http://schemas.microsoft.com/office/word/2010/wordprocessingCanvas" xmlns:cx="http://schemas.microsoft.com/office/drawing/2014/chartex" xmlns:cx1="http://schemas.microsoft.com/office/drawing/2015/9/8/chartex" xmlns:cx2="http://schemas.microsoft.com/office/drawing/2015/10/21/chartex" xmlns:cx3="http://schemas.microsoft.com/office/drawing/2016/5/9/chartex" xmlns:cx4="http://schemas.microsoft.com/office/drawing/2016/5/10/chartex" xmlns:cx5="http://schemas.microsoft.com/office/drawing/2016/5/11/chartex" xmlns:cx6="http://schemas.microsoft.com/office/drawing/2016/5/12/chartex" xmlns:cx7="http://schemas.microsoft.com/office/drawing/2016/5/13/chartex" xmlns:cx8="http://schemas.microsoft.com/office/drawing/2016/5/14/chartex" xmlns:cr="http://schemas.microsoft.com/office/comments/2020/reactions" xmlns:mc="http://schemas.openxmlformats.org/markup-compatibility/2006" xmlns:m="http://schemas.openxmlformats.org/officeDocument/2006/math" xmlns:aink="http://schemas.microsoft.com/office/drawing/2016/ink" xmlns:am3d="http://schemas.microsoft.com/office/drawing/2017/model3d" xmlns:oel="http://schemas.microsoft.com/office/2019/extlst" xmlns:r="http://schemas.openxmlformats.org/officeDocument/2006/relationships" xmlns:wp14="http://schemas.microsoft.com/office/word/2010/wordprocessingDrawing" xmlns:wp="http://schemas.openxmlformats.org/drawingml/2006/wordprocessingDrawing" xmlns:wpg="http://schemas.microsoft.com/office/word/2010/wordprocessingGroup" xmlns:wpi="http://schemas.microsoft.com/office/word/2010/wordprocessingInk" xmlns:wps="http://schemas.microsoft.com/office/word/2010/wordprocessingShape" xmlns:o="urn:schemas-microsoft-com:office:office" xmlns:v="urn:schemas-microsoft-com:vml" xmlns:w10="urn:schemas-microsoft-com:office:word" xmlns:w="http://schemas.openxmlformats.org/wordprocessingml/2006/main" xmlns:w14="http://schemas.microsoft.com/office/word/2010/wordml" xmlns:w15="http://schemas.microsoft.com/office/word/2012/wordml" xmlns:w16cex="http://schemas.microsoft.com/office/word/2018/wordml/cex" xmlns:w16cid="http://schemas.microsoft.com/office/word/2016/wordml/cid" xmlns:w16="http://schemas.microsoft.com/office/word/2018/wordml" xmlns:w16sdtdh="http://schemas.microsoft.com/office/word/2020/wordml/sdtdatahash" xmlns:w16sdtfl="http://schemas.microsoft.com/office/word/2024/wordml/sdtformatlock" xmlns:w16se="http://schemas.microsoft.com/office/word/2015/wordml/symex" xmlns:w16du="http://schemas.microsoft.com/office/word/2023/wordml/word16du" xmlns:wne="http://schemas.microsoft.com/office/word/2006/wordml" mc:Ignorable="w14 w15 w16se w16cid w16 w16cex w16sdtdh w16sdtfl cr w16du wp14">
+  <w16cex:commentExtensible w16cex:durableId="2FA39BBD" w16cex:dateUtc="2026-09-27T17:35:00Z"/>
+  <w16cex:commentExtensible w16cex:durableId="1715A952" w16cex:dateUtc="2026-09-27T17:33:00Z"/>
+  <w16cex:commentExtensible w16cex:durableId="564C2595" w16cex:dateUtc="2026-09-27T17:34:00Z"/>
+  <w16cex:commentExtensible w16cex:durableId="3875AF28" w16cex:dateUtc="2026-09-27T17:36:00Z"/>
+  <w16cex:commentExtensible w16cex:durableId="5D1E2B29" w16cex:dateUtc="2026-09-09T11:10:00Z"/>
   <w16cex:commentExtensible w16cex:durableId="6ABC4A8F" w16cex:dateUtc="2026-09-08T17:52:00Z"/>
   <w16cex:commentExtensible w16cex:durableId="13ECBB62" w16cex:dateUtc="2026-09-08T19:19:00Z"/>
   <w16cex:commentExtensible w16cex:durableId="74D457EC" w16cex:dateUtc="2026-09-08T17:30:00Z"/>
@@ -1512,7 +3099,12 @@
 </file>
 
 <file path=word/commentsIds.xml><?xml version="1.0" encoding="utf-8"?>
-<w16cid:commentsIds xmlns:wpc="http://schemas.microsoft.com/office/word/2010/wordprocessingCanvas" xmlns:cx="http://schemas.microsoft.com/office/drawing/2014/chartex" xmlns:cx1="http://schemas.microsoft.com/office/drawing/2015/9/8/chartex" xmlns:cx2="http://schemas.microsoft.com/office/drawing/2015/10/21/chartex" xmlns:cx3="http://schemas.microsoft.com/office/drawing/2016/5/9/chartex" xmlns:cx4="http://schemas.microsoft.com/office/drawing/2016/5/10/chartex" xmlns:cx5="http://schemas.microsoft.com/office/drawing/2016/5/11/chartex" xmlns:cx6="http://schemas.microsoft.com/office/drawing/2016/5/12/chartex" xmlns:cx7="http://schemas.microsoft.com/office/drawing/2016/5/13/chartex" xmlns:cx8="http://schemas.microsoft.com/office/drawing/2016/5/14/chartex" xmlns:mc="http://schemas.openxmlformats.org/markup-compatibility/2006" xmlns:aink="http://schemas.microsoft.com/office/drawing/2016/ink" xmlns:am3d="http://schemas.microsoft.com/office/drawing/2017/model3d" xmlns:o="urn:schemas-microsoft-com:office:office" xmlns:oel="http://schemas.microsoft.com/office/2019/extlst" xmlns:r="http://schemas.openxmlformats.org/officeDocument/2006/relationships" xmlns:m="http://schemas.openxmlformats.org/officeDocument/2006/math" xmlns:v="urn:schemas-microsoft-com:vml" xmlns:wp14="http://schemas.microsoft.com/office/word/2010/wordprocessingDrawing" xmlns:wp="http://schemas.openxmlformats.org/drawingml/2006/wordprocessingDrawing" xmlns:w10="urn:schemas-microsoft-com:office:word" xmlns:w="http://schemas.openxmlformats.org/wordprocessingml/2006/main" xmlns:w14="http://schemas.microsoft.com/office/word/2010/wordml" xmlns:w15="http://schemas.microsoft.com/office/word/2012/wordml" xmlns:w16cex="http://schemas.microsoft.com/office/word/2018/wordml/cex" xmlns:w16cid="http://schemas.microsoft.com/office/word/2016/wordml/cid" xmlns:w16="http://schemas.microsoft.com/office/word/2018/wordml" xmlns:w16du="http://schemas.microsoft.com/office/word/2023/wordml/word16du" xmlns:w16sdtdh="http://schemas.microsoft.com/office/word/2020/wordml/sdtdatahash" xmlns:w16sdtfl="http://schemas.microsoft.com/office/word/2024/wordml/sdtformatlock" xmlns:w16se="http://schemas.microsoft.com/office/word/2015/wordml/symex" xmlns:wpg="http://schemas.microsoft.com/office/word/2010/wordprocessingGroup" xmlns:wpi="http://schemas.microsoft.com/office/word/2010/wordprocessingInk" xmlns:wne="http://schemas.microsoft.com/office/word/2006/wordml" xmlns:wps="http://schemas.microsoft.com/office/word/2010/wordprocessingShape" mc:Ignorable="w14 w15 w16se w16cid w16 w16cex w16sdtdh w16sdtfl w16du wp14">
+<w16cid:commentsIds xmlns:wpc="http://schemas.microsoft.com/office/word/2010/wordprocessingCanvas" xmlns:cx="http://schemas.microsoft.com/office/drawing/2014/chartex" xmlns:cx1="http://schemas.microsoft.com/office/drawing/2015/9/8/chartex" xmlns:cx2="http://schemas.microsoft.com/office/drawing/2015/10/21/chartex" xmlns:cx3="http://schemas.microsoft.com/office/drawing/2016/5/9/chartex" xmlns:cx4="http://schemas.microsoft.com/office/drawing/2016/5/10/chartex" xmlns:cx5="http://schemas.microsoft.com/office/drawing/2016/5/11/chartex" xmlns:cx6="http://schemas.microsoft.com/office/drawing/2016/5/12/chartex" xmlns:cx7="http://schemas.microsoft.com/office/drawing/2016/5/13/chartex" xmlns:cx8="http://schemas.microsoft.com/office/drawing/2016/5/14/chartex" xmlns:mc="http://schemas.openxmlformats.org/markup-compatibility/2006" xmlns:m="http://schemas.openxmlformats.org/officeDocument/2006/math" xmlns:aink="http://schemas.microsoft.com/office/drawing/2016/ink" xmlns:am3d="http://schemas.microsoft.com/office/drawing/2017/model3d" xmlns:oel="http://schemas.microsoft.com/office/2019/extlst" xmlns:r="http://schemas.openxmlformats.org/officeDocument/2006/relationships" xmlns:wp14="http://schemas.microsoft.com/office/word/2010/wordprocessingDrawing" xmlns:wp="http://schemas.openxmlformats.org/drawingml/2006/wordprocessingDrawing" xmlns:wpg="http://schemas.microsoft.com/office/word/2010/wordprocessingGroup" xmlns:wpi="http://schemas.microsoft.com/office/word/2010/wordprocessingInk" xmlns:wps="http://schemas.microsoft.com/office/word/2010/wordprocessingShape" xmlns:o="urn:schemas-microsoft-com:office:office" xmlns:v="urn:schemas-microsoft-com:vml" xmlns:w10="urn:schemas-microsoft-com:office:word" xmlns:w="http://schemas.openxmlformats.org/wordprocessingml/2006/main" xmlns:w14="http://schemas.microsoft.com/office/word/2010/wordml" xmlns:w15="http://schemas.microsoft.com/office/word/2012/wordml" xmlns:w16cex="http://schemas.microsoft.com/office/word/2018/wordml/cex" xmlns:w16cid="http://schemas.microsoft.com/office/word/2016/wordml/cid" xmlns:w16="http://schemas.microsoft.com/office/word/2018/wordml" xmlns:w16sdtdh="http://schemas.microsoft.com/office/word/2020/wordml/sdtdatahash" xmlns:w16sdtfl="http://schemas.microsoft.com/office/word/2024/wordml/sdtformatlock" xmlns:w16se="http://schemas.microsoft.com/office/word/2015/wordml/symex" xmlns:w16du="http://schemas.microsoft.com/office/word/2023/wordml/word16du" xmlns:wne="http://schemas.microsoft.com/office/word/2006/wordml" mc:Ignorable="w14 w15 w16se w16cid w16 w16cex w16sdtdh w16sdtfl w16du wp14">
+  <w16cid:commentId w16cid:paraId="00F9383D" w16cid:durableId="2FA39BBD"/>
+  <w16cid:commentId w16cid:paraId="0F9D8993" w16cid:durableId="1715A952"/>
+  <w16cid:commentId w16cid:paraId="6524A461" w16cid:durableId="564C2595"/>
+  <w16cid:commentId w16cid:paraId="7459C7AC" w16cid:durableId="3875AF28"/>
+  <w16cid:commentId w16cid:paraId="344E3EA0" w16cid:durableId="5D1E2B29"/>
   <w16cid:commentId w16cid:paraId="540C3B14" w16cid:durableId="6ABC4A8F"/>
   <w16cid:commentId w16cid:paraId="5F7AF599" w16cid:durableId="13ECBB62"/>
   <w16cid:commentId w16cid:paraId="79D05510" w16cid:durableId="74D457EC"/>
@@ -1523,8 +3115,121 @@
 </file>
 
 <file path=word/numbering.xml><?xml version="1.0" encoding="utf-8"?>
-<w:numbering xmlns:wpc="http://schemas.microsoft.com/office/word/2010/wordprocessingCanvas" xmlns:cx="http://schemas.microsoft.com/office/drawing/2014/chartex" xmlns:cx1="http://schemas.microsoft.com/office/drawing/2015/9/8/chartex" xmlns:cx2="http://schemas.microsoft.com/office/drawing/2015/10/21/chartex" xmlns:cx3="http://schemas.microsoft.com/office/drawing/2016/5/9/chartex" xmlns:cx4="http://schemas.microsoft.com/office/drawing/2016/5/10/chartex" xmlns:cx5="http://schemas.microsoft.com/office/drawing/2016/5/11/chartex" xmlns:cx6="http://schemas.microsoft.com/office/drawing/2016/5/12/chartex" xmlns:cx7="http://schemas.microsoft.com/office/drawing/2016/5/13/chartex" xmlns:cx8="http://schemas.microsoft.com/office/drawing/2016/5/14/chartex" xmlns:mc="http://schemas.openxmlformats.org/markup-compatibility/2006" xmlns:aink="http://schemas.microsoft.com/office/drawing/2016/ink" xmlns:am3d="http://schemas.microsoft.com/office/drawing/2017/model3d" xmlns:o="urn:schemas-microsoft-com:office:office" xmlns:oel="http://schemas.microsoft.com/office/2019/extlst" xmlns:r="http://schemas.openxmlformats.org/officeDocument/2006/relationships" xmlns:m="http://schemas.openxmlformats.org/officeDocument/2006/math" xmlns:v="urn:schemas-microsoft-com:vml" xmlns:wp14="http://schemas.microsoft.com/office/word/2010/wordprocessingDrawing" xmlns:wp="http://schemas.openxmlformats.org/drawingml/2006/wordprocessingDrawing" xmlns:w10="urn:schemas-microsoft-com:office:word" xmlns:w="http://schemas.openxmlformats.org/wordprocessingml/2006/main" xmlns:w14="http://schemas.microsoft.com/office/word/2010/wordml" xmlns:w15="http://schemas.microsoft.com/office/word/2012/wordml" xmlns:w16cex="http://schemas.microsoft.com/office/word/2018/wordml/cex" xmlns:w16cid="http://schemas.microsoft.com/office/word/2016/wordml/cid" xmlns:w16="http://schemas.microsoft.com/office/word/2018/wordml" xmlns:w16du="http://schemas.microsoft.com/office/word/2023/wordml/word16du" xmlns:w16sdtdh="http://schemas.microsoft.com/office/word/2020/wordml/sdtdatahash" xmlns:w16sdtfl="http://schemas.microsoft.com/office/word/2024/wordml/sdtformatlock" xmlns:w16se="http://schemas.microsoft.com/office/word/2015/wordml/symex" xmlns:wpg="http://schemas.microsoft.com/office/word/2010/wordprocessingGroup" xmlns:wpi="http://schemas.microsoft.com/office/word/2010/wordprocessingInk" xmlns:wne="http://schemas.microsoft.com/office/word/2006/wordml" xmlns:wps="http://schemas.microsoft.com/office/word/2010/wordprocessingShape" mc:Ignorable="w14 w15 w16se w16cid w16 w16cex w16sdtdh w16sdtfl w16du wp14">
+<w:numbering xmlns:wpc="http://schemas.microsoft.com/office/word/2010/wordprocessingCanvas" xmlns:cx="http://schemas.microsoft.com/office/drawing/2014/chartex" xmlns:cx1="http://schemas.microsoft.com/office/drawing/2015/9/8/chartex" xmlns:cx2="http://schemas.microsoft.com/office/drawing/2015/10/21/chartex" xmlns:cx3="http://schemas.microsoft.com/office/drawing/2016/5/9/chartex" xmlns:cx4="http://schemas.microsoft.com/office/drawing/2016/5/10/chartex" xmlns:cx5="http://schemas.microsoft.com/office/drawing/2016/5/11/chartex" xmlns:cx6="http://schemas.microsoft.com/office/drawing/2016/5/12/chartex" xmlns:cx7="http://schemas.microsoft.com/office/drawing/2016/5/13/chartex" xmlns:cx8="http://schemas.microsoft.com/office/drawing/2016/5/14/chartex" xmlns:mc="http://schemas.openxmlformats.org/markup-compatibility/2006" xmlns:m="http://schemas.openxmlformats.org/officeDocument/2006/math" xmlns:aink="http://schemas.microsoft.com/office/drawing/2016/ink" xmlns:am3d="http://schemas.microsoft.com/office/drawing/2017/model3d" xmlns:oel="http://schemas.microsoft.com/office/2019/extlst" xmlns:r="http://schemas.openxmlformats.org/officeDocument/2006/relationships" xmlns:wp14="http://schemas.microsoft.com/office/word/2010/wordprocessingDrawing" xmlns:wp="http://schemas.openxmlformats.org/drawingml/2006/wordprocessingDrawing" xmlns:wpg="http://schemas.microsoft.com/office/word/2010/wordprocessingGroup" xmlns:wpi="http://schemas.microsoft.com/office/word/2010/wordprocessingInk" xmlns:wps="http://schemas.microsoft.com/office/word/2010/wordprocessingShape" xmlns:o="urn:schemas-microsoft-com:office:office" xmlns:v="urn:schemas-microsoft-com:vml" xmlns:w10="urn:schemas-microsoft-com:office:word" xmlns:w="http://schemas.openxmlformats.org/wordprocessingml/2006/main" xmlns:w14="http://schemas.microsoft.com/office/word/2010/wordml" xmlns:w15="http://schemas.microsoft.com/office/word/2012/wordml" xmlns:w16cex="http://schemas.microsoft.com/office/word/2018/wordml/cex" xmlns:w16cid="http://schemas.microsoft.com/office/word/2016/wordml/cid" xmlns:w16="http://schemas.microsoft.com/office/word/2018/wordml" xmlns:w16sdtdh="http://schemas.microsoft.com/office/word/2020/wordml/sdtdatahash" xmlns:w16sdtfl="http://schemas.microsoft.com/office/word/2024/wordml/sdtformatlock" xmlns:w16se="http://schemas.microsoft.com/office/word/2015/wordml/symex" xmlns:w16du="http://schemas.microsoft.com/office/word/2023/wordml/word16du" xmlns:wne="http://schemas.microsoft.com/office/word/2006/wordml" mc:Ignorable="w14 w15 w16se w16cid w16 w16cex w16sdtdh w16sdtfl w16du wp14">
   <w:abstractNum w:abstractNumId="0" w15:restartNumberingAfterBreak="0">
+    <w:nsid w:val="03FB6600"/>
+    <w:multiLevelType w:val="hybridMultilevel"/>
+    <w:tmpl w:val="B4743996"/>
+    <w:lvl w:ilvl="0" w:tplc="04090001">
+      <w:start w:val="1"/>
+      <w:numFmt w:val="bullet"/>
+      <w:lvlText w:val=""/>
+      <w:lvlJc w:val="left"/>
+      <w:pPr>
+        <w:ind w:left="720" w:hanging="360"/>
+      </w:pPr>
+      <w:rPr>
+        <w:rFonts w:ascii="Symbol" w:hAnsi="Symbol" w:hint="default"/>
+      </w:rPr>
+    </w:lvl>
+    <w:lvl w:ilvl="1" w:tplc="04090003" w:tentative="1">
+      <w:start w:val="1"/>
+      <w:numFmt w:val="bullet"/>
+      <w:lvlText w:val="o"/>
+      <w:lvlJc w:val="left"/>
+      <w:pPr>
+        <w:ind w:left="1440" w:hanging="360"/>
+      </w:pPr>
+      <w:rPr>
+        <w:rFonts w:ascii="Courier New" w:hAnsi="Courier New" w:cs="Courier New" w:hint="default"/>
+      </w:rPr>
+    </w:lvl>
+    <w:lvl w:ilvl="2" w:tplc="04090005" w:tentative="1">
+      <w:start w:val="1"/>
+      <w:numFmt w:val="bullet"/>
+      <w:lvlText w:val=""/>
+      <w:lvlJc w:val="left"/>
+      <w:pPr>
+        <w:ind w:left="2160" w:hanging="360"/>
+      </w:pPr>
+      <w:rPr>
+        <w:rFonts w:ascii="Wingdings" w:hAnsi="Wingdings" w:hint="default"/>
+      </w:rPr>
+    </w:lvl>
+    <w:lvl w:ilvl="3" w:tplc="04090001" w:tentative="1">
+      <w:start w:val="1"/>
+      <w:numFmt w:val="bullet"/>
+      <w:lvlText w:val=""/>
+      <w:lvlJc w:val="left"/>
+      <w:pPr>
+        <w:ind w:left="2880" w:hanging="360"/>
+      </w:pPr>
+      <w:rPr>
+        <w:rFonts w:ascii="Symbol" w:hAnsi="Symbol" w:hint="default"/>
+      </w:rPr>
+    </w:lvl>
+    <w:lvl w:ilvl="4" w:tplc="04090003" w:tentative="1">
+      <w:start w:val="1"/>
+      <w:numFmt w:val="bullet"/>
+      <w:lvlText w:val="o"/>
+      <w:lvlJc w:val="left"/>
+      <w:pPr>
+        <w:ind w:left="3600" w:hanging="360"/>
+      </w:pPr>
+      <w:rPr>
+        <w:rFonts w:ascii="Courier New" w:hAnsi="Courier New" w:cs="Courier New" w:hint="default"/>
+      </w:rPr>
+    </w:lvl>
+    <w:lvl w:ilvl="5" w:tplc="04090005" w:tentative="1">
+      <w:start w:val="1"/>
+      <w:numFmt w:val="bullet"/>
+      <w:lvlText w:val=""/>
+      <w:lvlJc w:val="left"/>
+      <w:pPr>
+        <w:ind w:left="4320" w:hanging="360"/>
+      </w:pPr>
+      <w:rPr>
+        <w:rFonts w:ascii="Wingdings" w:hAnsi="Wingdings" w:hint="default"/>
+      </w:rPr>
+    </w:lvl>
+    <w:lvl w:ilvl="6" w:tplc="04090001" w:tentative="1">
+      <w:start w:val="1"/>
+      <w:numFmt w:val="bullet"/>
+      <w:lvlText w:val=""/>
+      <w:lvlJc w:val="left"/>
+      <w:pPr>
+        <w:ind w:left="5040" w:hanging="360"/>
+      </w:pPr>
+      <w:rPr>
+        <w:rFonts w:ascii="Symbol" w:hAnsi="Symbol" w:hint="default"/>
+      </w:rPr>
+    </w:lvl>
+    <w:lvl w:ilvl="7" w:tplc="04090003" w:tentative="1">
+      <w:start w:val="1"/>
+      <w:numFmt w:val="bullet"/>
+      <w:lvlText w:val="o"/>
+      <w:lvlJc w:val="left"/>
+      <w:pPr>
+        <w:ind w:left="5760" w:hanging="360"/>
+      </w:pPr>
+      <w:rPr>
+        <w:rFonts w:ascii="Courier New" w:hAnsi="Courier New" w:cs="Courier New" w:hint="default"/>
+      </w:rPr>
+    </w:lvl>
+    <w:lvl w:ilvl="8" w:tplc="04090005" w:tentative="1">
+      <w:start w:val="1"/>
+      <w:numFmt w:val="bullet"/>
+      <w:lvlText w:val=""/>
+      <w:lvlJc w:val="left"/>
+      <w:pPr>
+        <w:ind w:left="6480" w:hanging="360"/>
+      </w:pPr>
+      <w:rPr>
+        <w:rFonts w:ascii="Wingdings" w:hAnsi="Wingdings" w:hint="default"/>
+      </w:rPr>
+    </w:lvl>
+  </w:abstractNum>
+  <w:abstractNum w:abstractNumId="1" w15:restartNumberingAfterBreak="0">
     <w:nsid w:val="08B24AE4"/>
     <w:multiLevelType w:val="hybridMultilevel"/>
     <w:tmpl w:val="B5A0668A"/>
@@ -1637,7 +3342,7 @@
       </w:rPr>
     </w:lvl>
   </w:abstractNum>
-  <w:abstractNum w:abstractNumId="1" w15:restartNumberingAfterBreak="0">
+  <w:abstractNum w:abstractNumId="2" w15:restartNumberingAfterBreak="0">
     <w:nsid w:val="0D0D6413"/>
     <w:multiLevelType w:val="hybridMultilevel"/>
     <w:tmpl w:val="E1D427AA"/>
@@ -1750,7 +3455,7 @@
       </w:rPr>
     </w:lvl>
   </w:abstractNum>
-  <w:abstractNum w:abstractNumId="2" w15:restartNumberingAfterBreak="0">
+  <w:abstractNum w:abstractNumId="3" w15:restartNumberingAfterBreak="0">
     <w:nsid w:val="10DD24FC"/>
     <w:multiLevelType w:val="hybridMultilevel"/>
     <w:tmpl w:val="01DA6F50"/>
@@ -1863,7 +3568,7 @@
       </w:rPr>
     </w:lvl>
   </w:abstractNum>
-  <w:abstractNum w:abstractNumId="3" w15:restartNumberingAfterBreak="0">
+  <w:abstractNum w:abstractNumId="4" w15:restartNumberingAfterBreak="0">
     <w:nsid w:val="145E0DF3"/>
     <w:multiLevelType w:val="hybridMultilevel"/>
     <w:tmpl w:val="AAE80C40"/>
@@ -1976,7 +3681,7 @@
       </w:rPr>
     </w:lvl>
   </w:abstractNum>
-  <w:abstractNum w:abstractNumId="4" w15:restartNumberingAfterBreak="0">
+  <w:abstractNum w:abstractNumId="5" w15:restartNumberingAfterBreak="0">
     <w:nsid w:val="18C73FFE"/>
     <w:multiLevelType w:val="hybridMultilevel"/>
     <w:tmpl w:val="449ED89A"/>
@@ -2089,7 +3794,7 @@
       </w:rPr>
     </w:lvl>
   </w:abstractNum>
-  <w:abstractNum w:abstractNumId="5" w15:restartNumberingAfterBreak="0">
+  <w:abstractNum w:abstractNumId="6" w15:restartNumberingAfterBreak="0">
     <w:nsid w:val="19F876B9"/>
     <w:multiLevelType w:val="hybridMultilevel"/>
     <w:tmpl w:val="F28EE718"/>
@@ -2202,7 +3907,7 @@
       </w:rPr>
     </w:lvl>
   </w:abstractNum>
-  <w:abstractNum w:abstractNumId="6" w15:restartNumberingAfterBreak="0">
+  <w:abstractNum w:abstractNumId="7" w15:restartNumberingAfterBreak="0">
     <w:nsid w:val="212B18C0"/>
     <w:multiLevelType w:val="hybridMultilevel"/>
     <w:tmpl w:val="4254DDD8"/>
@@ -2315,7 +4020,7 @@
       </w:rPr>
     </w:lvl>
   </w:abstractNum>
-  <w:abstractNum w:abstractNumId="7" w15:restartNumberingAfterBreak="0">
+  <w:abstractNum w:abstractNumId="8" w15:restartNumberingAfterBreak="0">
     <w:nsid w:val="27D7158D"/>
     <w:multiLevelType w:val="hybridMultilevel"/>
     <w:tmpl w:val="04F223F6"/>
@@ -2428,7 +4133,7 @@
       </w:rPr>
     </w:lvl>
   </w:abstractNum>
-  <w:abstractNum w:abstractNumId="8" w15:restartNumberingAfterBreak="0">
+  <w:abstractNum w:abstractNumId="9" w15:restartNumberingAfterBreak="0">
     <w:nsid w:val="2AF52D66"/>
     <w:multiLevelType w:val="hybridMultilevel"/>
     <w:tmpl w:val="3AC2A898"/>
@@ -2541,7 +4246,7 @@
       </w:rPr>
     </w:lvl>
   </w:abstractNum>
-  <w:abstractNum w:abstractNumId="9" w15:restartNumberingAfterBreak="0">
+  <w:abstractNum w:abstractNumId="10" w15:restartNumberingAfterBreak="0">
     <w:nsid w:val="3A3D7B35"/>
     <w:multiLevelType w:val="hybridMultilevel"/>
     <w:tmpl w:val="0CB82994"/>
@@ -2654,7 +4359,7 @@
       </w:rPr>
     </w:lvl>
   </w:abstractNum>
-  <w:abstractNum w:abstractNumId="10" w15:restartNumberingAfterBreak="0">
+  <w:abstractNum w:abstractNumId="11" w15:restartNumberingAfterBreak="0">
     <w:nsid w:val="3C4A21D8"/>
     <w:multiLevelType w:val="hybridMultilevel"/>
     <w:tmpl w:val="3AA8CEA4"/>
@@ -2767,7 +4472,7 @@
       </w:rPr>
     </w:lvl>
   </w:abstractNum>
-  <w:abstractNum w:abstractNumId="11" w15:restartNumberingAfterBreak="0">
+  <w:abstractNum w:abstractNumId="12" w15:restartNumberingAfterBreak="0">
     <w:nsid w:val="3E906709"/>
     <w:multiLevelType w:val="hybridMultilevel"/>
     <w:tmpl w:val="FC8E96BA"/>
@@ -2880,7 +4585,7 @@
       </w:rPr>
     </w:lvl>
   </w:abstractNum>
-  <w:abstractNum w:abstractNumId="12" w15:restartNumberingAfterBreak="0">
+  <w:abstractNum w:abstractNumId="13" w15:restartNumberingAfterBreak="0">
     <w:nsid w:val="46323F13"/>
     <w:multiLevelType w:val="hybridMultilevel"/>
     <w:tmpl w:val="12E8B300"/>
@@ -2993,7 +4698,7 @@
       </w:rPr>
     </w:lvl>
   </w:abstractNum>
-  <w:abstractNum w:abstractNumId="13" w15:restartNumberingAfterBreak="0">
+  <w:abstractNum w:abstractNumId="14" w15:restartNumberingAfterBreak="0">
     <w:nsid w:val="4E817871"/>
     <w:multiLevelType w:val="hybridMultilevel"/>
     <w:tmpl w:val="A4A03C9E"/>
@@ -3106,7 +4811,7 @@
       </w:rPr>
     </w:lvl>
   </w:abstractNum>
-  <w:abstractNum w:abstractNumId="14" w15:restartNumberingAfterBreak="0">
+  <w:abstractNum w:abstractNumId="15" w15:restartNumberingAfterBreak="0">
     <w:nsid w:val="5060280B"/>
     <w:multiLevelType w:val="hybridMultilevel"/>
     <w:tmpl w:val="EF24C5A2"/>
@@ -3219,7 +4924,120 @@
       </w:rPr>
     </w:lvl>
   </w:abstractNum>
-  <w:abstractNum w:abstractNumId="15" w15:restartNumberingAfterBreak="0">
+  <w:abstractNum w:abstractNumId="16" w15:restartNumberingAfterBreak="0">
+    <w:nsid w:val="5D026B91"/>
+    <w:multiLevelType w:val="hybridMultilevel"/>
+    <w:tmpl w:val="ED02EC4A"/>
+    <w:lvl w:ilvl="0" w:tplc="04090001">
+      <w:start w:val="1"/>
+      <w:numFmt w:val="bullet"/>
+      <w:lvlText w:val=""/>
+      <w:lvlJc w:val="left"/>
+      <w:pPr>
+        <w:ind w:left="720" w:hanging="360"/>
+      </w:pPr>
+      <w:rPr>
+        <w:rFonts w:ascii="Symbol" w:hAnsi="Symbol" w:hint="default"/>
+      </w:rPr>
+    </w:lvl>
+    <w:lvl w:ilvl="1" w:tplc="04090003">
+      <w:start w:val="1"/>
+      <w:numFmt w:val="bullet"/>
+      <w:lvlText w:val="o"/>
+      <w:lvlJc w:val="left"/>
+      <w:pPr>
+        <w:ind w:left="1440" w:hanging="360"/>
+      </w:pPr>
+      <w:rPr>
+        <w:rFonts w:ascii="Courier New" w:hAnsi="Courier New" w:cs="Courier New" w:hint="default"/>
+      </w:rPr>
+    </w:lvl>
+    <w:lvl w:ilvl="2" w:tplc="04090005" w:tentative="1">
+      <w:start w:val="1"/>
+      <w:numFmt w:val="bullet"/>
+      <w:lvlText w:val=""/>
+      <w:lvlJc w:val="left"/>
+      <w:pPr>
+        <w:ind w:left="2160" w:hanging="360"/>
+      </w:pPr>
+      <w:rPr>
+        <w:rFonts w:ascii="Wingdings" w:hAnsi="Wingdings" w:hint="default"/>
+      </w:rPr>
+    </w:lvl>
+    <w:lvl w:ilvl="3" w:tplc="04090001" w:tentative="1">
+      <w:start w:val="1"/>
+      <w:numFmt w:val="bullet"/>
+      <w:lvlText w:val=""/>
+      <w:lvlJc w:val="left"/>
+      <w:pPr>
+        <w:ind w:left="2880" w:hanging="360"/>
+      </w:pPr>
+      <w:rPr>
+        <w:rFonts w:ascii="Symbol" w:hAnsi="Symbol" w:hint="default"/>
+      </w:rPr>
+    </w:lvl>
+    <w:lvl w:ilvl="4" w:tplc="04090003" w:tentative="1">
+      <w:start w:val="1"/>
+      <w:numFmt w:val="bullet"/>
+      <w:lvlText w:val="o"/>
+      <w:lvlJc w:val="left"/>
+      <w:pPr>
+        <w:ind w:left="3600" w:hanging="360"/>
+      </w:pPr>
+      <w:rPr>
+        <w:rFonts w:ascii="Courier New" w:hAnsi="Courier New" w:cs="Courier New" w:hint="default"/>
+      </w:rPr>
+    </w:lvl>
+    <w:lvl w:ilvl="5" w:tplc="04090005" w:tentative="1">
+      <w:start w:val="1"/>
+      <w:numFmt w:val="bullet"/>
+      <w:lvlText w:val=""/>
+      <w:lvlJc w:val="left"/>
+      <w:pPr>
+        <w:ind w:left="4320" w:hanging="360"/>
+      </w:pPr>
+      <w:rPr>
+        <w:rFonts w:ascii="Wingdings" w:hAnsi="Wingdings" w:hint="default"/>
+      </w:rPr>
+    </w:lvl>
+    <w:lvl w:ilvl="6" w:tplc="04090001" w:tentative="1">
+      <w:start w:val="1"/>
+      <w:numFmt w:val="bullet"/>
+      <w:lvlText w:val=""/>
+      <w:lvlJc w:val="left"/>
+      <w:pPr>
+        <w:ind w:left="5040" w:hanging="360"/>
+      </w:pPr>
+      <w:rPr>
+        <w:rFonts w:ascii="Symbol" w:hAnsi="Symbol" w:hint="default"/>
+      </w:rPr>
+    </w:lvl>
+    <w:lvl w:ilvl="7" w:tplc="04090003" w:tentative="1">
+      <w:start w:val="1"/>
+      <w:numFmt w:val="bullet"/>
+      <w:lvlText w:val="o"/>
+      <w:lvlJc w:val="left"/>
+      <w:pPr>
+        <w:ind w:left="5760" w:hanging="360"/>
+      </w:pPr>
+      <w:rPr>
+        <w:rFonts w:ascii="Courier New" w:hAnsi="Courier New" w:cs="Courier New" w:hint="default"/>
+      </w:rPr>
+    </w:lvl>
+    <w:lvl w:ilvl="8" w:tplc="04090005" w:tentative="1">
+      <w:start w:val="1"/>
+      <w:numFmt w:val="bullet"/>
+      <w:lvlText w:val=""/>
+      <w:lvlJc w:val="left"/>
+      <w:pPr>
+        <w:ind w:left="6480" w:hanging="360"/>
+      </w:pPr>
+      <w:rPr>
+        <w:rFonts w:ascii="Wingdings" w:hAnsi="Wingdings" w:hint="default"/>
+      </w:rPr>
+    </w:lvl>
+  </w:abstractNum>
+  <w:abstractNum w:abstractNumId="17" w15:restartNumberingAfterBreak="0">
     <w:nsid w:val="64E90494"/>
     <w:multiLevelType w:val="hybridMultilevel"/>
     <w:tmpl w:val="C08C2DA4"/>
@@ -3332,7 +5150,7 @@
       </w:rPr>
     </w:lvl>
   </w:abstractNum>
-  <w:abstractNum w:abstractNumId="16" w15:restartNumberingAfterBreak="0">
+  <w:abstractNum w:abstractNumId="18" w15:restartNumberingAfterBreak="0">
     <w:nsid w:val="770D071F"/>
     <w:multiLevelType w:val="hybridMultilevel"/>
     <w:tmpl w:val="BB702B0A"/>
@@ -3445,62 +5263,187 @@
       </w:rPr>
     </w:lvl>
   </w:abstractNum>
+  <w:abstractNum w:abstractNumId="19" w15:restartNumberingAfterBreak="0">
+    <w:nsid w:val="77570E48"/>
+    <w:multiLevelType w:val="hybridMultilevel"/>
+    <w:tmpl w:val="132C00BC"/>
+    <w:lvl w:ilvl="0" w:tplc="04090001">
+      <w:start w:val="1"/>
+      <w:numFmt w:val="bullet"/>
+      <w:lvlText w:val=""/>
+      <w:lvlJc w:val="left"/>
+      <w:pPr>
+        <w:ind w:left="720" w:hanging="360"/>
+      </w:pPr>
+      <w:rPr>
+        <w:rFonts w:ascii="Symbol" w:hAnsi="Symbol" w:hint="default"/>
+      </w:rPr>
+    </w:lvl>
+    <w:lvl w:ilvl="1" w:tplc="04090003">
+      <w:start w:val="1"/>
+      <w:numFmt w:val="bullet"/>
+      <w:lvlText w:val="o"/>
+      <w:lvlJc w:val="left"/>
+      <w:pPr>
+        <w:ind w:left="1440" w:hanging="360"/>
+      </w:pPr>
+      <w:rPr>
+        <w:rFonts w:ascii="Courier New" w:hAnsi="Courier New" w:cs="Courier New" w:hint="default"/>
+      </w:rPr>
+    </w:lvl>
+    <w:lvl w:ilvl="2" w:tplc="04090005">
+      <w:start w:val="1"/>
+      <w:numFmt w:val="bullet"/>
+      <w:lvlText w:val=""/>
+      <w:lvlJc w:val="left"/>
+      <w:pPr>
+        <w:ind w:left="2160" w:hanging="360"/>
+      </w:pPr>
+      <w:rPr>
+        <w:rFonts w:ascii="Wingdings" w:hAnsi="Wingdings" w:hint="default"/>
+      </w:rPr>
+    </w:lvl>
+    <w:lvl w:ilvl="3" w:tplc="04090001" w:tentative="1">
+      <w:start w:val="1"/>
+      <w:numFmt w:val="bullet"/>
+      <w:lvlText w:val=""/>
+      <w:lvlJc w:val="left"/>
+      <w:pPr>
+        <w:ind w:left="2880" w:hanging="360"/>
+      </w:pPr>
+      <w:rPr>
+        <w:rFonts w:ascii="Symbol" w:hAnsi="Symbol" w:hint="default"/>
+      </w:rPr>
+    </w:lvl>
+    <w:lvl w:ilvl="4" w:tplc="04090003" w:tentative="1">
+      <w:start w:val="1"/>
+      <w:numFmt w:val="bullet"/>
+      <w:lvlText w:val="o"/>
+      <w:lvlJc w:val="left"/>
+      <w:pPr>
+        <w:ind w:left="3600" w:hanging="360"/>
+      </w:pPr>
+      <w:rPr>
+        <w:rFonts w:ascii="Courier New" w:hAnsi="Courier New" w:cs="Courier New" w:hint="default"/>
+      </w:rPr>
+    </w:lvl>
+    <w:lvl w:ilvl="5" w:tplc="04090005" w:tentative="1">
+      <w:start w:val="1"/>
+      <w:numFmt w:val="bullet"/>
+      <w:lvlText w:val=""/>
+      <w:lvlJc w:val="left"/>
+      <w:pPr>
+        <w:ind w:left="4320" w:hanging="360"/>
+      </w:pPr>
+      <w:rPr>
+        <w:rFonts w:ascii="Wingdings" w:hAnsi="Wingdings" w:hint="default"/>
+      </w:rPr>
+    </w:lvl>
+    <w:lvl w:ilvl="6" w:tplc="04090001" w:tentative="1">
+      <w:start w:val="1"/>
+      <w:numFmt w:val="bullet"/>
+      <w:lvlText w:val=""/>
+      <w:lvlJc w:val="left"/>
+      <w:pPr>
+        <w:ind w:left="5040" w:hanging="360"/>
+      </w:pPr>
+      <w:rPr>
+        <w:rFonts w:ascii="Symbol" w:hAnsi="Symbol" w:hint="default"/>
+      </w:rPr>
+    </w:lvl>
+    <w:lvl w:ilvl="7" w:tplc="04090003" w:tentative="1">
+      <w:start w:val="1"/>
+      <w:numFmt w:val="bullet"/>
+      <w:lvlText w:val="o"/>
+      <w:lvlJc w:val="left"/>
+      <w:pPr>
+        <w:ind w:left="5760" w:hanging="360"/>
+      </w:pPr>
+      <w:rPr>
+        <w:rFonts w:ascii="Courier New" w:hAnsi="Courier New" w:cs="Courier New" w:hint="default"/>
+      </w:rPr>
+    </w:lvl>
+    <w:lvl w:ilvl="8" w:tplc="04090005" w:tentative="1">
+      <w:start w:val="1"/>
+      <w:numFmt w:val="bullet"/>
+      <w:lvlText w:val=""/>
+      <w:lvlJc w:val="left"/>
+      <w:pPr>
+        <w:ind w:left="6480" w:hanging="360"/>
+      </w:pPr>
+      <w:rPr>
+        <w:rFonts w:ascii="Wingdings" w:hAnsi="Wingdings" w:hint="default"/>
+      </w:rPr>
+    </w:lvl>
+  </w:abstractNum>
   <w:num w:numId="1" w16cid:durableId="1171213424">
+    <w:abstractNumId w:val="9"/>
+  </w:num>
+  <w:num w:numId="2" w16cid:durableId="819619887">
+    <w:abstractNumId w:val="5"/>
+  </w:num>
+  <w:num w:numId="3" w16cid:durableId="117191764">
+    <w:abstractNumId w:val="12"/>
+  </w:num>
+  <w:num w:numId="4" w16cid:durableId="753555245">
+    <w:abstractNumId w:val="7"/>
+  </w:num>
+  <w:num w:numId="5" w16cid:durableId="1171406278">
+    <w:abstractNumId w:val="4"/>
+  </w:num>
+  <w:num w:numId="6" w16cid:durableId="1514035017">
+    <w:abstractNumId w:val="13"/>
+  </w:num>
+  <w:num w:numId="7" w16cid:durableId="582568017">
+    <w:abstractNumId w:val="1"/>
+  </w:num>
+  <w:num w:numId="8" w16cid:durableId="1517428286">
+    <w:abstractNumId w:val="18"/>
+  </w:num>
+  <w:num w:numId="9" w16cid:durableId="1902438">
+    <w:abstractNumId w:val="3"/>
+  </w:num>
+  <w:num w:numId="10" w16cid:durableId="957182852">
+    <w:abstractNumId w:val="17"/>
+  </w:num>
+  <w:num w:numId="11" w16cid:durableId="881333704">
+    <w:abstractNumId w:val="15"/>
+  </w:num>
+  <w:num w:numId="12" w16cid:durableId="2146384574">
+    <w:abstractNumId w:val="11"/>
+  </w:num>
+  <w:num w:numId="13" w16cid:durableId="1210608962">
+    <w:abstractNumId w:val="10"/>
+  </w:num>
+  <w:num w:numId="14" w16cid:durableId="535778440">
+    <w:abstractNumId w:val="6"/>
+  </w:num>
+  <w:num w:numId="15" w16cid:durableId="1295137810">
+    <w:abstractNumId w:val="14"/>
+  </w:num>
+  <w:num w:numId="16" w16cid:durableId="635722210">
+    <w:abstractNumId w:val="2"/>
+  </w:num>
+  <w:num w:numId="17" w16cid:durableId="938176633">
     <w:abstractNumId w:val="8"/>
   </w:num>
-  <w:num w:numId="2" w16cid:durableId="819619887">
-    <w:abstractNumId w:val="4"/>
+  <w:num w:numId="18" w16cid:durableId="980158766">
+    <w:abstractNumId w:val="16"/>
   </w:num>
-  <w:num w:numId="3" w16cid:durableId="117191764">
-    <w:abstractNumId w:val="11"/>
-  </w:num>
-  <w:num w:numId="4" w16cid:durableId="753555245">
-    <w:abstractNumId w:val="6"/>
-  </w:num>
-  <w:num w:numId="5" w16cid:durableId="1171406278">
-    <w:abstractNumId w:val="3"/>
-  </w:num>
-  <w:num w:numId="6" w16cid:durableId="1514035017">
-    <w:abstractNumId w:val="12"/>
-  </w:num>
-  <w:num w:numId="7" w16cid:durableId="582568017">
+  <w:num w:numId="19" w16cid:durableId="754479064">
     <w:abstractNumId w:val="0"/>
   </w:num>
-  <w:num w:numId="8" w16cid:durableId="1517428286">
-    <w:abstractNumId w:val="16"/>
-  </w:num>
-  <w:num w:numId="9" w16cid:durableId="1902438">
-    <w:abstractNumId w:val="2"/>
-  </w:num>
-  <w:num w:numId="10" w16cid:durableId="957182852">
-    <w:abstractNumId w:val="15"/>
-  </w:num>
-  <w:num w:numId="11" w16cid:durableId="881333704">
-    <w:abstractNumId w:val="14"/>
-  </w:num>
-  <w:num w:numId="12" w16cid:durableId="2146384574">
-    <w:abstractNumId w:val="10"/>
-  </w:num>
-  <w:num w:numId="13" w16cid:durableId="1210608962">
-    <w:abstractNumId w:val="9"/>
-  </w:num>
-  <w:num w:numId="14" w16cid:durableId="535778440">
-    <w:abstractNumId w:val="5"/>
-  </w:num>
-  <w:num w:numId="15" w16cid:durableId="1295137810">
-    <w:abstractNumId w:val="13"/>
-  </w:num>
-  <w:num w:numId="16" w16cid:durableId="635722210">
-    <w:abstractNumId w:val="1"/>
-  </w:num>
-  <w:num w:numId="17" w16cid:durableId="938176633">
-    <w:abstractNumId w:val="7"/>
+  <w:num w:numId="20" w16cid:durableId="1888057411">
+    <w:abstractNumId w:val="19"/>
   </w:num>
 </w:numbering>
 </file>
 
 <file path=word/people.xml><?xml version="1.0" encoding="utf-8"?>
-<w15:people xmlns:wpc="http://schemas.microsoft.com/office/word/2010/wordprocessingCanvas" xmlns:cx="http://schemas.microsoft.com/office/drawing/2014/chartex" xmlns:cx1="http://schemas.microsoft.com/office/drawing/2015/9/8/chartex" xmlns:cx2="http://schemas.microsoft.com/office/drawing/2015/10/21/chartex" xmlns:cx3="http://schemas.microsoft.com/office/drawing/2016/5/9/chartex" xmlns:cx4="http://schemas.microsoft.com/office/drawing/2016/5/10/chartex" xmlns:cx5="http://schemas.microsoft.com/office/drawing/2016/5/11/chartex" xmlns:cx6="http://schemas.microsoft.com/office/drawing/2016/5/12/chartex" xmlns:cx7="http://schemas.microsoft.com/office/drawing/2016/5/13/chartex" xmlns:cx8="http://schemas.microsoft.com/office/drawing/2016/5/14/chartex" xmlns:mc="http://schemas.openxmlformats.org/markup-compatibility/2006" xmlns:aink="http://schemas.microsoft.com/office/drawing/2016/ink" xmlns:am3d="http://schemas.microsoft.com/office/drawing/2017/model3d" xmlns:o="urn:schemas-microsoft-com:office:office" xmlns:oel="http://schemas.microsoft.com/office/2019/extlst" xmlns:r="http://schemas.openxmlformats.org/officeDocument/2006/relationships" xmlns:m="http://schemas.openxmlformats.org/officeDocument/2006/math" xmlns:v="urn:schemas-microsoft-com:vml" xmlns:wp14="http://schemas.microsoft.com/office/word/2010/wordprocessingDrawing" xmlns:wp="http://schemas.openxmlformats.org/drawingml/2006/wordprocessingDrawing" xmlns:w10="urn:schemas-microsoft-com:office:word" xmlns:w="http://schemas.openxmlformats.org/wordprocessingml/2006/main" xmlns:w14="http://schemas.microsoft.com/office/word/2010/wordml" xmlns:w15="http://schemas.microsoft.com/office/word/2012/wordml" xmlns:w16cex="http://schemas.microsoft.com/office/word/2018/wordml/cex" xmlns:w16cid="http://schemas.microsoft.com/office/word/2016/wordml/cid" xmlns:w16="http://schemas.microsoft.com/office/word/2018/wordml" xmlns:w16du="http://schemas.microsoft.com/office/word/2023/wordml/word16du" xmlns:w16sdtdh="http://schemas.microsoft.com/office/word/2020/wordml/sdtdatahash" xmlns:w16sdtfl="http://schemas.microsoft.com/office/word/2024/wordml/sdtformatlock" xmlns:w16se="http://schemas.microsoft.com/office/word/2015/wordml/symex" xmlns:wpg="http://schemas.microsoft.com/office/word/2010/wordprocessingGroup" xmlns:wpi="http://schemas.microsoft.com/office/word/2010/wordprocessingInk" xmlns:wne="http://schemas.microsoft.com/office/word/2006/wordml" xmlns:wps="http://schemas.microsoft.com/office/word/2010/wordprocessingShape" mc:Ignorable="w14 w15 w16se w16cid w16 w16cex w16sdtdh w16sdtfl w16du wp14">
+<w15:people xmlns:wpc="http://schemas.microsoft.com/office/word/2010/wordprocessingCanvas" xmlns:cx="http://schemas.microsoft.com/office/drawing/2014/chartex" xmlns:cx1="http://schemas.microsoft.com/office/drawing/2015/9/8/chartex" xmlns:cx2="http://schemas.microsoft.com/office/drawing/2015/10/21/chartex" xmlns:cx3="http://schemas.microsoft.com/office/drawing/2016/5/9/chartex" xmlns:cx4="http://schemas.microsoft.com/office/drawing/2016/5/10/chartex" xmlns:cx5="http://schemas.microsoft.com/office/drawing/2016/5/11/chartex" xmlns:cx6="http://schemas.microsoft.com/office/drawing/2016/5/12/chartex" xmlns:cx7="http://schemas.microsoft.com/office/drawing/2016/5/13/chartex" xmlns:cx8="http://schemas.microsoft.com/office/drawing/2016/5/14/chartex" xmlns:mc="http://schemas.openxmlformats.org/markup-compatibility/2006" xmlns:m="http://schemas.openxmlformats.org/officeDocument/2006/math" xmlns:aink="http://schemas.microsoft.com/office/drawing/2016/ink" xmlns:am3d="http://schemas.microsoft.com/office/drawing/2017/model3d" xmlns:oel="http://schemas.microsoft.com/office/2019/extlst" xmlns:r="http://schemas.openxmlformats.org/officeDocument/2006/relationships" xmlns:wp14="http://schemas.microsoft.com/office/word/2010/wordprocessingDrawing" xmlns:wp="http://schemas.openxmlformats.org/drawingml/2006/wordprocessingDrawing" xmlns:wpg="http://schemas.microsoft.com/office/word/2010/wordprocessingGroup" xmlns:wpi="http://schemas.microsoft.com/office/word/2010/wordprocessingInk" xmlns:wps="http://schemas.microsoft.com/office/word/2010/wordprocessingShape" xmlns:o="urn:schemas-microsoft-com:office:office" xmlns:v="urn:schemas-microsoft-com:vml" xmlns:w10="urn:schemas-microsoft-com:office:word" xmlns:w="http://schemas.openxmlformats.org/wordprocessingml/2006/main" xmlns:w14="http://schemas.microsoft.com/office/word/2010/wordml" xmlns:w15="http://schemas.microsoft.com/office/word/2012/wordml" xmlns:w16cex="http://schemas.microsoft.com/office/word/2018/wordml/cex" xmlns:w16cid="http://schemas.microsoft.com/office/word/2016/wordml/cid" xmlns:w16="http://schemas.microsoft.com/office/word/2018/wordml" xmlns:w16sdtdh="http://schemas.microsoft.com/office/word/2020/wordml/sdtdatahash" xmlns:w16sdtfl="http://schemas.microsoft.com/office/word/2024/wordml/sdtformatlock" xmlns:w16se="http://schemas.microsoft.com/office/word/2015/wordml/symex" xmlns:w16du="http://schemas.microsoft.com/office/word/2023/wordml/word16du" xmlns:wne="http://schemas.microsoft.com/office/word/2006/wordml" mc:Ignorable="w14 w15 w16se w16cid w16 w16cex w16sdtdh w16sdtfl w16du wp14">
+  <w15:person w15:author="Равиль Хуснутдинов">
+    <w15:presenceInfo w15:providerId="Windows Live" w15:userId="f3fbd315899397eb"/>
+  </w15:person>
   <w15:person w15:author="Ravil Khusnutdinov">
     <w15:presenceInfo w15:providerId="Windows Live" w15:userId="280ca5333aa1435e"/>
   </w15:person>
@@ -3508,7 +5451,7 @@
 </file>
 
 <file path=word/styles.xml><?xml version="1.0" encoding="utf-8"?>
-<w:styles xmlns:mc="http://schemas.openxmlformats.org/markup-compatibility/2006" xmlns:r="http://schemas.openxmlformats.org/officeDocument/2006/relationships" xmlns:w="http://schemas.openxmlformats.org/wordprocessingml/2006/main" xmlns:w14="http://schemas.microsoft.com/office/word/2010/wordml" xmlns:w15="http://schemas.microsoft.com/office/word/2012/wordml" xmlns:w16cex="http://schemas.microsoft.com/office/word/2018/wordml/cex" xmlns:w16cid="http://schemas.microsoft.com/office/word/2016/wordml/cid" xmlns:w16="http://schemas.microsoft.com/office/word/2018/wordml" xmlns:w16du="http://schemas.microsoft.com/office/word/2023/wordml/word16du" xmlns:w16sdtdh="http://schemas.microsoft.com/office/word/2020/wordml/sdtdatahash" xmlns:w16sdtfl="http://schemas.microsoft.com/office/word/2024/wordml/sdtformatlock" xmlns:w16se="http://schemas.microsoft.com/office/word/2015/wordml/symex" mc:Ignorable="w14 w15 w16se w16cid w16 w16cex w16sdtdh w16sdtfl w16du">
+<w:styles xmlns:mc="http://schemas.openxmlformats.org/markup-compatibility/2006" xmlns:r="http://schemas.openxmlformats.org/officeDocument/2006/relationships" xmlns:w="http://schemas.openxmlformats.org/wordprocessingml/2006/main" xmlns:w14="http://schemas.microsoft.com/office/word/2010/wordml" xmlns:w15="http://schemas.microsoft.com/office/word/2012/wordml" xmlns:w16cex="http://schemas.microsoft.com/office/word/2018/wordml/cex" xmlns:w16cid="http://schemas.microsoft.com/office/word/2016/wordml/cid" xmlns:w16="http://schemas.microsoft.com/office/word/2018/wordml" xmlns:w16sdtdh="http://schemas.microsoft.com/office/word/2020/wordml/sdtdatahash" xmlns:w16sdtfl="http://schemas.microsoft.com/office/word/2024/wordml/sdtformatlock" xmlns:w16se="http://schemas.microsoft.com/office/word/2015/wordml/symex" xmlns:w16du="http://schemas.microsoft.com/office/word/2023/wordml/word16du" mc:Ignorable="w14 w15 w16se w16cid w16 w16cex w16sdtdh w16sdtfl w16du">
   <w:docDefaults>
     <w:rPrDefault>
       <w:rPr>
@@ -4111,6 +6054,7 @@
   <w:style w:type="character" w:default="1" w:styleId="DefaultParagraphFont">
     <w:name w:val="Default Paragraph Font"/>
     <w:uiPriority w:val="1"/>
+    <w:semiHidden/>
     <w:unhideWhenUsed/>
   </w:style>
   <w:style w:type="table" w:default="1" w:styleId="TableNormal">
@@ -4518,6 +6462,34 @@
 </w:styles>
 </file>
 
+<file path=word/ink/ink1.xml><?xml version="1.0" encoding="utf-8"?>
+<inkml:ink xmlns:inkml="http://www.w3.org/2003/InkML">
+  <inkml:definitions>
+    <inkml:context xml:id="ctx0">
+      <inkml:inkSource xml:id="inkSrc0">
+        <inkml:traceFormat>
+          <inkml:channel name="X" type="integer" min="-2.14748E9" max="2.14748E9" units="cm"/>
+          <inkml:channel name="Y" type="integer" min="-2.14748E9" max="2.14748E9" units="cm"/>
+          <inkml:channel name="F" type="integer" max="32767" units="dev"/>
+        </inkml:traceFormat>
+        <inkml:channelProperties>
+          <inkml:channelProperty channel="X" name="resolution" value="1000" units="1/cm"/>
+          <inkml:channelProperty channel="Y" name="resolution" value="1000" units="1/cm"/>
+          <inkml:channelProperty channel="F" name="resolution" value="0" units="1/dev"/>
+        </inkml:channelProperties>
+      </inkml:inkSource>
+      <inkml:timestamp xml:id="ts0" timeString="2026-09-09T11:18:33.313"/>
+    </inkml:context>
+    <inkml:brush xml:id="br0">
+      <inkml:brushProperty name="width" value="0.035" units="cm"/>
+      <inkml:brushProperty name="height" value="0.035" units="cm"/>
+      <inkml:brushProperty name="color" value="#E71224"/>
+    </inkml:brush>
+  </inkml:definitions>
+  <inkml:trace contextRef="#ctx0" brushRef="#br0">0 875 24575,'18'-14'0,"1"-1"0,9-5 0,-1 0 0,17-21 0,-9 11 0,10-20 0,-10 15 0,-5 4 0,4-3 0,-1 4 0,1 1 0,-2 2 0,-3 6 0,-6 5 0,-6 6 0,-4 3 0,-3 4 0,0 3 0,-3 3 0,-2 14 0,-3 0 0,-2 13 0,0 12 0,0-13 0,0 13 0,0-20 0,0-1 0,0-3 0,0-1 0,0-2 0,0-3 0,0 1 0,0-1 0,0 0 0,0 2 0,2-1 0,1 0 0,7 1 0,8 0 0,13 0 0,18 0 0,24-3 0,-24-7 0,4-1-928,10-1 1,5 0 927,10-2 0,4 0 0,3-2 0,4-4 0,-11-4 0,5-3 0,-6 0 0,-1-1 0,-2-1 0,-9-3 0,2-2 0,-7 1-261,-11 2 1,-4 0 260,6-1 0,0 0 0,33-12 0,-13 8 0,-20 5 0,-14 7 0,-8 3 1803,-9 4-1803,-5 2 573,-3 1-573,-3 0 0,-2 2 0,-2 1 0,-1 4 0,0 6 0,0 2 0,-1 4 0,0 3 0,-1 1 0,1 3 0,0 3 0,-1-1 0,0 0 0,2-2 0,1-8 0,1-2 0,-1-10 0,2-1 0,3-2 0,9-2 0,9-3 0,18-9 0,16-11 0,20-16-463,-33 12 0,1-2 463,-1 2 0,-1-1 0,2-1 0,-1 0 0,-4 3 0,-2 1 0,30-13 0,-6 5 0,-18 13 0,-12 7 0,-4 4 0,-10 4 0,-4 3 926,-6 0-926,-4 3 0,-4 4 0,0 6 0,-2 4 0,4 5 0,5 6 0,-1-9 0,6 2 0,1-11 0,7 1 0,15 2 0,11 0 0,18 1 0,17-3-464,-35-6 0,1 0 464,7-2 0,1-1 0,5-1 0,0 0 0,-2 0 0,-2 0 0,-9 0 0,-2 0 0,43 0 0,-11 0 0,-2 0 0,-5 0 0,-17 0 0,-13 0 928,-14 0-928,-5 0 0,-6 0 0,-2 0 0,5 0 0,2 0 0,-4 0 0,1 0 0,-7 0 0,-1 0 0,-1 0 0,-1 0 0,-4 2 0,-2 2 0,-2 2 0,-2 3 0,2-1 0,2 1 0,1 0 0,1-1 0,3 0 0,12 2 0,13 3 0,23 3 0,27-3 0,-32-8 0,3-1-486,12-2 0,2 0 486,9-1 0,-1-1 0,-3 0 0,-1 0 0,-4 0 0,-2 0 0,-8 1 0,-1-2 0,-1-1 0,-2-1 0,19 0 0,-2-5 0,-46 5 0,2 0 0,-15 4 0,-2 3 972,-11 2-972,-2 2 0,2-1 0,2-3 0,2-2 0,6-2 0,13 0 0,16-3 0,18-9 0,22-12 0,-32 5 0,5-3-768,27-14 1,2-1 767,-24 12 0,-1-1 0,21-9 0,-5 1 0,2 0 0,-23 9 0,-2 1 0,7-2 0,9-4 0,-48 22 0,-3 4 0,-4 1 1535,-5 5-1535,-2 5 0,-3 6 0,-2 4 0,0 3 0,2-1 0,0-1 0,2-2 0,1-4 0,-1-4 0,2-1 0,4-3 0,0-1 0,8-1 0,1-2 0,14 0 0,14 0 0,14-6 0,17-9 0,12-9-440,0-7 440,-5 1 0,-6 5 0,-12 5 0,-10 5 0,-11 6 0,-16 3 0,-9 4 0,-5 2 0,-6 0 440,0 5-440,-2 9 0,-2 7 0,-4 12 0,1 5 0,0 10 0,1 3 0,-2 1 0,-2 5 0,2-21 0,0 4 0,0-21 0,2-3 0,-1-3 0,1-5 0,2-2 0,1-3 0,1-3 0,9 0 0,14-2 0,19-11 0,21-11 0,9-7-426,11-8 426,-44 22 0,1 0-513,1 2 0,0-1 513,3 0 0,0 1 0,43-9-38,-6 4 38,-15 5 0,-17 6 0,-14 5 403,-14 1-403,-11 2 1046,-6 1-1046,-3 0 41,-3 1-41,-1 3 0,-4 2 0,-1 1 0,0 2 0,2-1 0,0 1 0,2 0 0,2 0 0,1 0 0,2 0 0,0 0 0,2 0 0,1-2 0,4-3 0,8-2 0,10-2 0,12 0 0,14-5 0,16-16 0,14-20-649,-37 9 0,2-4 649,7-7 0,1-1 0,-3 2 0,-1 0 0,-1 2 0,-1 2 0,-9 6 0,-1 2 0,-2 1 0,-2 2 0,16-5 0,-7 2 0,-33 25 0,-3 1 0,-5 3 1298,0 0-1298,-2 10 0,0 9 0,-1 15 0,1 12 0,0 7 0,6 7 0,3-3 0,4-1 0,0-12 0,0-7 0,0-7 0,1-5 0,2-2 0,0-4 0,4-3 0,11-3 0,11-2 0,13-3 0,26-3-709,-36-4 1,3 0 708,9 0 0,7-4-769,1-5 1,7-3 0,-6 0 768,2 2 0,-2 0 0,-4-4 0,3-1 0,-7 2-321,-8 2 0,-5 1 321,0 1 0,-1 1 0,44-8 0,-22 4 1198,-22 7-1198,-16 1 2381,-15 3-2381,-8 0 785,-6 3-785,-3 5 0,-3 4 0,-2 4 0,0 4 0,0 5 0,0 5 0,0 5 0,0-1 0,2-4 0,1-5 0,1-4 0,0-5 0,1-5 0,1-5 0,4-3 0,2-4 0,12-6 0,6-8 0,16-9 0,14-7 0,4-1 0,7 0 0,-5 3 0,-6 4 0,-3 3 0,-14 7 0,-8 6 0,-12 7 0,-10 3 0,-3 0 0,-4 4 0,-1 8 0,-3 8 0,-1 7 0,1 3 0,3 1 0,3-1 0,0-4 0,-1-5 0,0-7 0,0-3 0,1-4 0,0-3 0,1-2 0,6-2 0,9-7 0,15-12 0,16-16 0,17-18-486,-30 23 1,2-1 485,5-1 0,0-1 0,-1 3 0,-1 0-191,-1 2 0,0 1 191,38-23 0,-14 10 0,-5 6 0,-9 8 0,-11 9 0,-4 4 0,-10 5 952,-9 6-952,-5 0 401,-6 2-401,-3 2 0,-3 4 0,-3 3 0,-1 5 0,-1 3 0,0 0 0,0-3 0,1 0 0,3-5 0,2 3 0,2-1 0,1 1 0,0-3 0,0 0 0,0 0 0,2-1 0,1-4 0,2-1 0,5-3 0,3 0 0,9-2 0,9-10 0,12-10 0,18-15 0,-25 12 0,1 0 0,0 0 0,0 1 0,0 0 0,-1 0 0,40-16 0,-14 10 0,-7 6 0,-14 10 0,-15 7 0,-9 5 0,-10 7 0,-6 15 0,-8 27 0,-1 36 0,-1-26 0,0 4-640,0 11 1,0 0 639,0 0 0,0-2 0,0-1 0,0-3-268,0-7 0,0-3 268,0 39 0,0-14 0,0-26 0,0-18 0,2-14 1243,4-12-1243,9-4 572,13-5-572,21-10 0,22-13 0,-24 0 0,3-3-762,11-9 0,2-3 762,8-5 0,2-1 0,9-5 0,0 1 0,-6 4 0,-1 2 0,-6 3 0,-3 2 0,-8 3 0,-1 1-217,2 2 1,-4 1 216,20-11 0,1 5 0,-50 24 0,-6 2 0,-7 6 1489,-6 5-1489,-3 3 468,-4 2-468,0 1 0,0-1 0,2-1 0,2-3 0,6-4 0,12-7 0,13-8 0,20-9 0,13-5 0,18-6-466,2 0 466,-26 14 0,0 1 0,21-9 0,-32 14 0,-2 1 0,3 1 0,-7 5 0,-11 3 0,-10 4 0,-8 2 0,-7 3 466,-6 2-466,0 3 0,-1-1 0,2 0 0,1 0 0,0-2 0,3-2 0,1-1 0,1-2 0,6-1 0,6 0 0,16 0 0,14 0 0,9-6 0,15-7 0,-5-2 0,-26 2 0,-13 7 0</inkml:trace>
+</inkml:ink>
+</file>
+
 <file path=word/theme/theme1.xml><?xml version="1.0" encoding="utf-8"?>
 <a:theme xmlns:a="http://schemas.openxmlformats.org/drawingml/2006/main" name="Office Theme">
   <a:themeElements>
